--- a/Retroalimentación GA#2-LPVT-parte1.docx
+++ b/Retroalimentación GA#2-LPVT-parte1.docx
@@ -11,6 +11,172 @@
       </w:pPr>
       <w:r>
         <w:rPr>
+          <w:noProof/>
+        </w:rPr>
+        <mc:AlternateContent>
+          <mc:Choice Requires="wpg">
+            <w:drawing>
+              <wp:anchor distT="0" distB="0" distL="114300" distR="114300" simplePos="0" relativeHeight="251661312" behindDoc="0" locked="0" layoutInCell="1" allowOverlap="1" wp14:anchorId="11EDFA0A" wp14:editId="3680461E">
+                <wp:simplePos x="0" y="0"/>
+                <wp:positionH relativeFrom="column">
+                  <wp:posOffset>5287862</wp:posOffset>
+                </wp:positionH>
+                <wp:positionV relativeFrom="paragraph">
+                  <wp:posOffset>275312</wp:posOffset>
+                </wp:positionV>
+                <wp:extent cx="1135380" cy="1076960"/>
+                <wp:effectExtent l="95250" t="76200" r="26670" b="8890"/>
+                <wp:wrapNone/>
+                <wp:docPr id="1924420676" name="Grupo 4"/>
+                <wp:cNvGraphicFramePr/>
+                <a:graphic xmlns:a="http://schemas.openxmlformats.org/drawingml/2006/main">
+                  <a:graphicData uri="http://schemas.microsoft.com/office/word/2010/wordprocessingGroup">
+                    <wpg:wgp>
+                      <wpg:cNvGrpSpPr/>
+                      <wpg:grpSpPr>
+                        <a:xfrm>
+                          <a:off x="0" y="0"/>
+                          <a:ext cx="1135380" cy="1076960"/>
+                          <a:chOff x="0" y="0"/>
+                          <a:chExt cx="1135380" cy="1076960"/>
+                        </a:xfrm>
+                      </wpg:grpSpPr>
+                      <wps:wsp>
+                        <wps:cNvPr id="1324587541" name="Estrella: 5 puntas 2"/>
+                        <wps:cNvSpPr/>
+                        <wps:spPr>
+                          <a:xfrm>
+                            <a:off x="0" y="0"/>
+                            <a:ext cx="1122680" cy="975360"/>
+                          </a:xfrm>
+                          <a:prstGeom prst="star5">
+                            <a:avLst/>
+                          </a:prstGeom>
+                          <a:solidFill>
+                            <a:srgbClr val="00B0F0"/>
+                          </a:solidFill>
+                          <a:ln w="57150">
+                            <a:solidFill>
+                              <a:srgbClr val="002060"/>
+                            </a:solidFill>
+                          </a:ln>
+                        </wps:spPr>
+                        <wps:style>
+                          <a:lnRef idx="2">
+                            <a:schemeClr val="accent1">
+                              <a:shade val="15000"/>
+                            </a:schemeClr>
+                          </a:lnRef>
+                          <a:fillRef idx="1">
+                            <a:schemeClr val="accent1"/>
+                          </a:fillRef>
+                          <a:effectRef idx="0">
+                            <a:schemeClr val="accent1"/>
+                          </a:effectRef>
+                          <a:fontRef idx="minor">
+                            <a:schemeClr val="lt1"/>
+                          </a:fontRef>
+                        </wps:style>
+                        <wps:bodyPr rot="0" spcFirstLastPara="0" vertOverflow="overflow" horzOverflow="overflow" vert="horz" wrap="square" lIns="91440" tIns="45720" rIns="91440" bIns="45720" numCol="1" spcCol="0" rtlCol="0" fromWordArt="0" anchor="ctr" anchorCtr="0" forceAA="0" compatLnSpc="1">
+                          <a:prstTxWarp prst="textNoShape">
+                            <a:avLst/>
+                          </a:prstTxWarp>
+                          <a:noAutofit/>
+                        </wps:bodyPr>
+                      </wps:wsp>
+                      <wps:wsp>
+                        <wps:cNvPr id="578513259" name="Cuadro de texto 3"/>
+                        <wps:cNvSpPr txBox="1"/>
+                        <wps:spPr>
+                          <a:xfrm>
+                            <a:off x="1270" y="71120"/>
+                            <a:ext cx="1134110" cy="1005840"/>
+                          </a:xfrm>
+                          <a:prstGeom prst="rect">
+                            <a:avLst/>
+                          </a:prstGeom>
+                          <a:noFill/>
+                          <a:ln w="6350">
+                            <a:noFill/>
+                          </a:ln>
+                        </wps:spPr>
+                        <wps:txbx>
+                          <w:txbxContent>
+                            <w:p>
+                              <w:pPr>
+                                <w:jc w:val="center"/>
+                                <w:rPr>
+                                  <w:sz w:val="96"/>
+                                  <w:szCs w:val="96"/>
+                                  <w:lang w:val="es-MX"/>
+                                </w:rPr>
+                              </w:pPr>
+                              <w:r>
+                                <w:rPr>
+                                  <w:sz w:val="96"/>
+                                  <w:szCs w:val="96"/>
+                                  <w:lang w:val="es-MX"/>
+                                </w:rPr>
+                                <w:t>1</w:t>
+                              </w:r>
+                            </w:p>
+                          </w:txbxContent>
+                        </wps:txbx>
+                        <wps:bodyPr rot="0" spcFirstLastPara="0" vertOverflow="overflow" horzOverflow="overflow" vert="horz" wrap="square" lIns="91440" tIns="45720" rIns="91440" bIns="45720" numCol="1" spcCol="0" rtlCol="0" fromWordArt="0" anchor="t" anchorCtr="0" forceAA="0" compatLnSpc="1">
+                          <a:prstTxWarp prst="textNoShape">
+                            <a:avLst/>
+                          </a:prstTxWarp>
+                          <a:noAutofit/>
+                        </wps:bodyPr>
+                      </wps:wsp>
+                    </wpg:wgp>
+                  </a:graphicData>
+                </a:graphic>
+              </wp:anchor>
+            </w:drawing>
+          </mc:Choice>
+          <mc:Fallback>
+            <w:pict>
+              <v:group w14:anchorId="11EDFA0A" id="Grupo 4" o:spid="_x0000_s1026" style="position:absolute;margin-left:416.35pt;margin-top:21.7pt;width:89.4pt;height:84.8pt;z-index:251661312" coordsize="11353,10769" o:gfxdata="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">
+                <v:shape id="Estrella: 5 puntas 2" o:spid="_x0000_s1027" style="position:absolute;width:11226;height:9753;visibility:visible;mso-wrap-style:square;v-text-anchor:middle" coordsize="1122680,975360" o:gfxdata="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" path="m1,372553r428827,3l561340,,693852,372556r428827,-3l775749,602803,908266,975358,561340,745104,214414,975358,346931,602803,1,372553xe" fillcolor="#00b0f0" strokecolor="#002060" strokeweight="4.5pt">
+                  <v:stroke joinstyle="miter"/>
+                  <v:path arrowok="t" o:connecttype="custom" o:connectlocs="1,372553;428828,372556;561340,0;693852,372556;1122679,372553;775749,602803;908266,975358;561340,745104;214414,975358;346931,602803;1,372553" o:connectangles="0,0,0,0,0,0,0,0,0,0,0"/>
+                </v:shape>
+                <v:shapetype id="_x0000_t202" coordsize="21600,21600" o:spt="202" path="m,l,21600r21600,l21600,xe">
+                  <v:stroke joinstyle="miter"/>
+                  <v:path gradientshapeok="t" o:connecttype="rect"/>
+                </v:shapetype>
+                <v:shape id="Cuadro de texto 3" o:spid="_x0000_s1028" type="#_x0000_t202" style="position:absolute;left:12;top:711;width:11341;height:10058;visibility:visible;mso-wrap-style:square;v-text-anchor:top" o:gfxdata="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" filled="f" stroked="f" strokeweight=".5pt">
+                  <v:textbox>
+                    <w:txbxContent>
+                      <w:p>
+                        <w:pPr>
+                          <w:jc w:val="center"/>
+                          <w:rPr>
+                            <w:sz w:val="96"/>
+                            <w:szCs w:val="96"/>
+                            <w:lang w:val="es-MX"/>
+                          </w:rPr>
+                        </w:pPr>
+                        <w:r>
+                          <w:rPr>
+                            <w:sz w:val="96"/>
+                            <w:szCs w:val="96"/>
+                            <w:lang w:val="es-MX"/>
+                          </w:rPr>
+                          <w:t>1</w:t>
+                        </w:r>
+                      </w:p>
+                    </w:txbxContent>
+                  </v:textbox>
+                </v:shape>
+              </v:group>
+            </w:pict>
+          </mc:Fallback>
+        </mc:AlternateContent>
+      </w:r>
+      <w:r>
+        <w:rPr>
           <w:b/>
           <w:bCs/>
           <w:noProof/>
@@ -18,7 +184,7 @@
         <mc:AlternateContent>
           <mc:Choice Requires="wps">
             <w:drawing>
-              <wp:anchor distT="0" distB="0" distL="114300" distR="114300" simplePos="0" relativeHeight="251659264" behindDoc="1" locked="0" layoutInCell="1" allowOverlap="1" wp14:anchorId="1C61CA05" wp14:editId="3CFAE457">
+              <wp:anchor distT="0" distB="0" distL="114300" distR="114300" simplePos="0" relativeHeight="251658240" behindDoc="1" locked="0" layoutInCell="1" allowOverlap="1" wp14:anchorId="1C61CA05" wp14:editId="064DD576">
                 <wp:simplePos x="0" y="0"/>
                 <wp:positionH relativeFrom="page">
                   <wp:align>left</wp:align>
@@ -85,7 +251,7 @@
           </mc:Choice>
           <mc:Fallback>
             <w:pict>
-              <v:rect w14:anchorId="378A0796" id="Rectángulo 1" o:spid="_x0000_s1026" style="position:absolute;margin-left:0;margin-top:-8.95pt;width:611.55pt;height:31.65pt;z-index:-251657216;visibility:visible;mso-wrap-style:square;mso-height-percent:0;mso-wrap-distance-left:9pt;mso-wrap-distance-top:0;mso-wrap-distance-right:9pt;mso-wrap-distance-bottom:0;mso-position-horizontal:left;mso-position-horizontal-relative:page;mso-position-vertical:absolute;mso-position-vertical-relative:text;mso-height-percent:0;mso-height-relative:margin;v-text-anchor:middle" o:gfxdata="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" fillcolor="#5b9bd5 [3208]" strokecolor="#0070c0" strokeweight="1pt">
+              <v:rect w14:anchorId="77D0C180" id="Rectángulo 1" o:spid="_x0000_s1026" style="position:absolute;margin-left:0;margin-top:-8.95pt;width:611.55pt;height:31.65pt;z-index:-251658240;visibility:visible;mso-wrap-style:square;mso-height-percent:0;mso-wrap-distance-left:9pt;mso-wrap-distance-top:0;mso-wrap-distance-right:9pt;mso-wrap-distance-bottom:0;mso-position-horizontal:left;mso-position-horizontal-relative:page;mso-position-vertical:absolute;mso-position-vertical-relative:text;mso-height-percent:0;mso-height-relative:margin;v-text-anchor:middle" o:gfxdata="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" fillcolor="#5b9bd5 [3208]" strokecolor="#0070c0" strokeweight="1pt">
                 <w10:wrap anchorx="page"/>
               </v:rect>
             </w:pict>
@@ -99,15 +265,362 @@
         </w:rPr>
         <w:t>Retroalimentación GA#2</w:t>
       </w:r>
+      <w:r>
+        <w:rPr>
+          <w:b/>
+          <w:bCs/>
+        </w:rPr>
+        <w:tab/>
+        <w:t>Leslie Pamela Velásquez Tzarax (29)</w:t>
+      </w:r>
+      <w:r>
+        <w:rPr>
+          <w:b/>
+          <w:bCs/>
+        </w:rPr>
+        <w:tab/>
+        <w:t xml:space="preserve"> </w:t>
+      </w:r>
+      <w:r>
+        <w:rPr>
+          <w:b/>
+          <w:bCs/>
+        </w:rPr>
+        <w:tab/>
+        <w:t>Análisis de Sistemas</w:t>
+      </w:r>
+      <w:r>
+        <w:rPr>
+          <w:b/>
+          <w:bCs/>
+        </w:rPr>
+        <w:tab/>
+        <w:t xml:space="preserve"> 14/04/2026</w:t>
+      </w:r>
     </w:p>
-    <w:p/>
     <w:p>
       <w:r>
+        <w:rPr>
+          <w:noProof/>
+        </w:rPr>
+        <mc:AlternateContent>
+          <mc:Choice Requires="wps">
+            <w:drawing>
+              <wp:anchor distT="0" distB="0" distL="114300" distR="114300" simplePos="0" relativeHeight="251666432" behindDoc="1" locked="0" layoutInCell="1" allowOverlap="1" wp14:anchorId="3332AEA3" wp14:editId="54AE0170">
+                <wp:simplePos x="0" y="0"/>
+                <wp:positionH relativeFrom="page">
+                  <wp:posOffset>0</wp:posOffset>
+                </wp:positionH>
+                <wp:positionV relativeFrom="paragraph">
+                  <wp:posOffset>130175</wp:posOffset>
+                </wp:positionV>
+                <wp:extent cx="7777480" cy="203200"/>
+                <wp:effectExtent l="0" t="0" r="13970" b="25400"/>
+                <wp:wrapNone/>
+                <wp:docPr id="1718353888" name="Rectángulo 5"/>
+                <wp:cNvGraphicFramePr/>
+                <a:graphic xmlns:a="http://schemas.openxmlformats.org/drawingml/2006/main">
+                  <a:graphicData uri="http://schemas.microsoft.com/office/word/2010/wordprocessingShape">
+                    <wps:wsp>
+                      <wps:cNvSpPr/>
+                      <wps:spPr>
+                        <a:xfrm>
+                          <a:off x="0" y="0"/>
+                          <a:ext cx="7777480" cy="203200"/>
+                        </a:xfrm>
+                        <a:prstGeom prst="rect">
+                          <a:avLst/>
+                        </a:prstGeom>
+                        <a:solidFill>
+                          <a:srgbClr val="002060"/>
+                        </a:solidFill>
+                      </wps:spPr>
+                      <wps:style>
+                        <a:lnRef idx="2">
+                          <a:schemeClr val="accent1">
+                            <a:shade val="15000"/>
+                          </a:schemeClr>
+                        </a:lnRef>
+                        <a:fillRef idx="1">
+                          <a:schemeClr val="accent1"/>
+                        </a:fillRef>
+                        <a:effectRef idx="0">
+                          <a:schemeClr val="accent1"/>
+                        </a:effectRef>
+                        <a:fontRef idx="minor">
+                          <a:schemeClr val="lt1"/>
+                        </a:fontRef>
+                      </wps:style>
+                      <wps:bodyPr rot="0" spcFirstLastPara="0" vertOverflow="overflow" horzOverflow="overflow" vert="horz" wrap="square" lIns="91440" tIns="45720" rIns="91440" bIns="45720" numCol="1" spcCol="0" rtlCol="0" fromWordArt="0" anchor="ctr" anchorCtr="0" forceAA="0" compatLnSpc="1">
+                        <a:prstTxWarp prst="textNoShape">
+                          <a:avLst/>
+                        </a:prstTxWarp>
+                        <a:noAutofit/>
+                      </wps:bodyPr>
+                    </wps:wsp>
+                  </a:graphicData>
+                </a:graphic>
+                <wp14:sizeRelH relativeFrom="margin">
+                  <wp14:pctWidth>0</wp14:pctWidth>
+                </wp14:sizeRelH>
+              </wp:anchor>
+            </w:drawing>
+          </mc:Choice>
+          <mc:Fallback>
+            <w:pict>
+              <v:rect w14:anchorId="01D05051" id="Rectángulo 5" o:spid="_x0000_s1026" style="position:absolute;margin-left:0;margin-top:10.25pt;width:612.4pt;height:16pt;z-index:-251650048;visibility:visible;mso-wrap-style:square;mso-width-percent:0;mso-wrap-distance-left:9pt;mso-wrap-distance-top:0;mso-wrap-distance-right:9pt;mso-wrap-distance-bottom:0;mso-position-horizontal:absolute;mso-position-horizontal-relative:page;mso-position-vertical:absolute;mso-position-vertical-relative:text;mso-width-percent:0;mso-width-relative:margin;v-text-anchor:middle" o:gfxdata="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" fillcolor="#002060" strokecolor="#09101d [484]" strokeweight="1pt">
+                <w10:wrap anchorx="page"/>
+              </v:rect>
+            </w:pict>
+          </mc:Fallback>
+        </mc:AlternateContent>
+      </w:r>
+    </w:p>
+    <w:p>
+      <w:r>
+        <w:rPr>
+          <w:noProof/>
+        </w:rPr>
+        <mc:AlternateContent>
+          <mc:Choice Requires="wps">
+            <w:drawing>
+              <wp:anchor distT="0" distB="0" distL="114300" distR="114300" simplePos="0" relativeHeight="251664384" behindDoc="1" locked="0" layoutInCell="1" allowOverlap="1" wp14:anchorId="423C3774" wp14:editId="1B27AB7D">
+                <wp:simplePos x="0" y="0"/>
+                <wp:positionH relativeFrom="page">
+                  <wp:align>left</wp:align>
+                </wp:positionH>
+                <wp:positionV relativeFrom="paragraph">
+                  <wp:posOffset>1910715</wp:posOffset>
+                </wp:positionV>
+                <wp:extent cx="7777480" cy="203200"/>
+                <wp:effectExtent l="0" t="0" r="13970" b="25400"/>
+                <wp:wrapNone/>
+                <wp:docPr id="64070443" name="Rectángulo 5"/>
+                <wp:cNvGraphicFramePr/>
+                <a:graphic xmlns:a="http://schemas.openxmlformats.org/drawingml/2006/main">
+                  <a:graphicData uri="http://schemas.microsoft.com/office/word/2010/wordprocessingShape">
+                    <wps:wsp>
+                      <wps:cNvSpPr/>
+                      <wps:spPr>
+                        <a:xfrm>
+                          <a:off x="0" y="0"/>
+                          <a:ext cx="7777480" cy="203200"/>
+                        </a:xfrm>
+                        <a:prstGeom prst="rect">
+                          <a:avLst/>
+                        </a:prstGeom>
+                        <a:solidFill>
+                          <a:srgbClr val="002060"/>
+                        </a:solidFill>
+                      </wps:spPr>
+                      <wps:style>
+                        <a:lnRef idx="2">
+                          <a:schemeClr val="accent1">
+                            <a:shade val="15000"/>
+                          </a:schemeClr>
+                        </a:lnRef>
+                        <a:fillRef idx="1">
+                          <a:schemeClr val="accent1"/>
+                        </a:fillRef>
+                        <a:effectRef idx="0">
+                          <a:schemeClr val="accent1"/>
+                        </a:effectRef>
+                        <a:fontRef idx="minor">
+                          <a:schemeClr val="lt1"/>
+                        </a:fontRef>
+                      </wps:style>
+                      <wps:bodyPr rot="0" spcFirstLastPara="0" vertOverflow="overflow" horzOverflow="overflow" vert="horz" wrap="square" lIns="91440" tIns="45720" rIns="91440" bIns="45720" numCol="1" spcCol="0" rtlCol="0" fromWordArt="0" anchor="ctr" anchorCtr="0" forceAA="0" compatLnSpc="1">
+                        <a:prstTxWarp prst="textNoShape">
+                          <a:avLst/>
+                        </a:prstTxWarp>
+                        <a:noAutofit/>
+                      </wps:bodyPr>
+                    </wps:wsp>
+                  </a:graphicData>
+                </a:graphic>
+                <wp14:sizeRelH relativeFrom="margin">
+                  <wp14:pctWidth>0</wp14:pctWidth>
+                </wp14:sizeRelH>
+              </wp:anchor>
+            </w:drawing>
+          </mc:Choice>
+          <mc:Fallback>
+            <w:pict>
+              <v:rect w14:anchorId="3FEA4700" id="Rectángulo 5" o:spid="_x0000_s1026" style="position:absolute;margin-left:0;margin-top:150.45pt;width:612.4pt;height:16pt;z-index:-251652096;visibility:visible;mso-wrap-style:square;mso-width-percent:0;mso-wrap-distance-left:9pt;mso-wrap-distance-top:0;mso-wrap-distance-right:9pt;mso-wrap-distance-bottom:0;mso-position-horizontal:left;mso-position-horizontal-relative:page;mso-position-vertical:absolute;mso-position-vertical-relative:text;mso-width-percent:0;mso-width-relative:margin;v-text-anchor:middle" o:gfxdata="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" fillcolor="#002060" strokecolor="#09101d [484]" strokeweight="1pt">
+                <w10:wrap anchorx="page"/>
+              </v:rect>
+            </w:pict>
+          </mc:Fallback>
+        </mc:AlternateContent>
+      </w:r>
+      <w:r>
+        <w:rPr>
+          <w:noProof/>
+        </w:rPr>
+        <mc:AlternateContent>
+          <mc:Choice Requires="wpg">
+            <w:drawing>
+              <wp:anchor distT="0" distB="0" distL="114300" distR="114300" simplePos="0" relativeHeight="251663360" behindDoc="0" locked="0" layoutInCell="1" allowOverlap="1" wp14:anchorId="3A357FE5" wp14:editId="5BEA9514">
+                <wp:simplePos x="0" y="0"/>
+                <wp:positionH relativeFrom="column">
+                  <wp:posOffset>5523230</wp:posOffset>
+                </wp:positionH>
+                <wp:positionV relativeFrom="paragraph">
+                  <wp:posOffset>1541145</wp:posOffset>
+                </wp:positionV>
+                <wp:extent cx="1135380" cy="1076960"/>
+                <wp:effectExtent l="95250" t="76200" r="26670" b="8890"/>
+                <wp:wrapNone/>
+                <wp:docPr id="1486704835" name="Grupo 4"/>
+                <wp:cNvGraphicFramePr/>
+                <a:graphic xmlns:a="http://schemas.openxmlformats.org/drawingml/2006/main">
+                  <a:graphicData uri="http://schemas.microsoft.com/office/word/2010/wordprocessingGroup">
+                    <wpg:wgp>
+                      <wpg:cNvGrpSpPr/>
+                      <wpg:grpSpPr>
+                        <a:xfrm>
+                          <a:off x="0" y="0"/>
+                          <a:ext cx="1135380" cy="1076960"/>
+                          <a:chOff x="0" y="0"/>
+                          <a:chExt cx="1135380" cy="1076960"/>
+                        </a:xfrm>
+                      </wpg:grpSpPr>
+                      <wps:wsp>
+                        <wps:cNvPr id="327480464" name="Estrella: 5 puntas 2"/>
+                        <wps:cNvSpPr/>
+                        <wps:spPr>
+                          <a:xfrm>
+                            <a:off x="0" y="0"/>
+                            <a:ext cx="1122680" cy="975360"/>
+                          </a:xfrm>
+                          <a:prstGeom prst="star5">
+                            <a:avLst/>
+                          </a:prstGeom>
+                          <a:solidFill>
+                            <a:srgbClr val="00B0F0"/>
+                          </a:solidFill>
+                          <a:ln w="57150">
+                            <a:solidFill>
+                              <a:srgbClr val="002060"/>
+                            </a:solidFill>
+                          </a:ln>
+                        </wps:spPr>
+                        <wps:style>
+                          <a:lnRef idx="2">
+                            <a:schemeClr val="accent1">
+                              <a:shade val="15000"/>
+                            </a:schemeClr>
+                          </a:lnRef>
+                          <a:fillRef idx="1">
+                            <a:schemeClr val="accent1"/>
+                          </a:fillRef>
+                          <a:effectRef idx="0">
+                            <a:schemeClr val="accent1"/>
+                          </a:effectRef>
+                          <a:fontRef idx="minor">
+                            <a:schemeClr val="lt1"/>
+                          </a:fontRef>
+                        </wps:style>
+                        <wps:bodyPr rot="0" spcFirstLastPara="0" vertOverflow="overflow" horzOverflow="overflow" vert="horz" wrap="square" lIns="91440" tIns="45720" rIns="91440" bIns="45720" numCol="1" spcCol="0" rtlCol="0" fromWordArt="0" anchor="ctr" anchorCtr="0" forceAA="0" compatLnSpc="1">
+                          <a:prstTxWarp prst="textNoShape">
+                            <a:avLst/>
+                          </a:prstTxWarp>
+                          <a:noAutofit/>
+                        </wps:bodyPr>
+                      </wps:wsp>
+                      <wps:wsp>
+                        <wps:cNvPr id="1084169427" name="Cuadro de texto 3"/>
+                        <wps:cNvSpPr txBox="1"/>
+                        <wps:spPr>
+                          <a:xfrm>
+                            <a:off x="1270" y="71120"/>
+                            <a:ext cx="1134110" cy="1005840"/>
+                          </a:xfrm>
+                          <a:prstGeom prst="rect">
+                            <a:avLst/>
+                          </a:prstGeom>
+                          <a:noFill/>
+                          <a:ln w="6350">
+                            <a:noFill/>
+                          </a:ln>
+                        </wps:spPr>
+                        <wps:txbx>
+                          <w:txbxContent>
+                            <w:p>
+                              <w:pPr>
+                                <w:jc w:val="center"/>
+                                <w:rPr>
+                                  <w:sz w:val="96"/>
+                                  <w:szCs w:val="96"/>
+                                  <w:lang w:val="es-MX"/>
+                                </w:rPr>
+                              </w:pPr>
+                              <w:r>
+                                <w:rPr>
+                                  <w:sz w:val="96"/>
+                                  <w:szCs w:val="96"/>
+                                  <w:lang w:val="es-MX"/>
+                                </w:rPr>
+                                <w:t>2</w:t>
+                              </w:r>
+                            </w:p>
+                          </w:txbxContent>
+                        </wps:txbx>
+                        <wps:bodyPr rot="0" spcFirstLastPara="0" vertOverflow="overflow" horzOverflow="overflow" vert="horz" wrap="square" lIns="91440" tIns="45720" rIns="91440" bIns="45720" numCol="1" spcCol="0" rtlCol="0" fromWordArt="0" anchor="t" anchorCtr="0" forceAA="0" compatLnSpc="1">
+                          <a:prstTxWarp prst="textNoShape">
+                            <a:avLst/>
+                          </a:prstTxWarp>
+                          <a:noAutofit/>
+                        </wps:bodyPr>
+                      </wps:wsp>
+                    </wpg:wgp>
+                  </a:graphicData>
+                </a:graphic>
+              </wp:anchor>
+            </w:drawing>
+          </mc:Choice>
+          <mc:Fallback>
+            <w:pict>
+              <v:group w14:anchorId="3A357FE5" id="_x0000_s1029" style="position:absolute;margin-left:434.9pt;margin-top:121.35pt;width:89.4pt;height:84.8pt;z-index:251663360" coordsize="11353,10769" o:gfxdata="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">
+                <v:shape id="Estrella: 5 puntas 2" o:spid="_x0000_s1030" style="position:absolute;width:11226;height:9753;visibility:visible;mso-wrap-style:square;v-text-anchor:middle" coordsize="1122680,975360" o:gfxdata="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" path="m1,372553r428827,3l561340,,693852,372556r428827,-3l775749,602803,908266,975358,561340,745104,214414,975358,346931,602803,1,372553xe" fillcolor="#00b0f0" strokecolor="#002060" strokeweight="4.5pt">
+                  <v:stroke joinstyle="miter"/>
+                  <v:path arrowok="t" o:connecttype="custom" o:connectlocs="1,372553;428828,372556;561340,0;693852,372556;1122679,372553;775749,602803;908266,975358;561340,745104;214414,975358;346931,602803;1,372553" o:connectangles="0,0,0,0,0,0,0,0,0,0,0"/>
+                </v:shape>
+                <v:shape id="Cuadro de texto 3" o:spid="_x0000_s1031" type="#_x0000_t202" style="position:absolute;left:12;top:711;width:11341;height:10058;visibility:visible;mso-wrap-style:square;v-text-anchor:top" o:gfxdata="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" filled="f" stroked="f" strokeweight=".5pt">
+                  <v:textbox>
+                    <w:txbxContent>
+                      <w:p>
+                        <w:pPr>
+                          <w:jc w:val="center"/>
+                          <w:rPr>
+                            <w:sz w:val="96"/>
+                            <w:szCs w:val="96"/>
+                            <w:lang w:val="es-MX"/>
+                          </w:rPr>
+                        </w:pPr>
+                        <w:r>
+                          <w:rPr>
+                            <w:sz w:val="96"/>
+                            <w:szCs w:val="96"/>
+                            <w:lang w:val="es-MX"/>
+                          </w:rPr>
+                          <w:t>2</w:t>
+                        </w:r>
+                      </w:p>
+                    </w:txbxContent>
+                  </v:textbox>
+                </v:shape>
+              </v:group>
+            </w:pict>
+          </mc:Fallback>
+        </mc:AlternateContent>
+      </w:r>
+      <w:r>
         <w:drawing>
-          <wp:inline distT="0" distB="0" distL="0" distR="0" wp14:anchorId="7F49F040" wp14:editId="5292BBB0">
-            <wp:extent cx="5877745" cy="2381582"/>
-            <wp:effectExtent l="0" t="0" r="8890" b="0"/>
-            <wp:docPr id="165323684" name="Imagen 1"/>
+          <wp:inline distT="0" distB="0" distL="0" distR="0" wp14:anchorId="37726885" wp14:editId="3CBB2E1B">
+            <wp:extent cx="5849166" cy="1286054"/>
+            <wp:effectExtent l="0" t="0" r="0" b="9525"/>
+            <wp:docPr id="926115787" name="Imagen 1"/>
             <wp:cNvGraphicFramePr>
               <a:graphicFrameLocks xmlns:a="http://schemas.openxmlformats.org/drawingml/2006/main" noChangeAspect="1"/>
             </wp:cNvGraphicFramePr>
@@ -115,7 +628,7 @@
               <a:graphicData uri="http://schemas.openxmlformats.org/drawingml/2006/picture">
                 <pic:pic xmlns:pic="http://schemas.openxmlformats.org/drawingml/2006/picture">
                   <pic:nvPicPr>
-                    <pic:cNvPr id="165323684" name=""/>
+                    <pic:cNvPr id="926115787" name=""/>
                     <pic:cNvPicPr/>
                   </pic:nvPicPr>
                   <pic:blipFill>
@@ -127,7 +640,321 @@
                   <pic:spPr>
                     <a:xfrm>
                       <a:off x="0" y="0"/>
-                      <a:ext cx="5877745" cy="2381582"/>
+                      <a:ext cx="5849166" cy="1286054"/>
+                    </a:xfrm>
+                    <a:prstGeom prst="rect">
+                      <a:avLst/>
+                    </a:prstGeom>
+                  </pic:spPr>
+                </pic:pic>
+              </a:graphicData>
+            </a:graphic>
+          </wp:inline>
+        </w:drawing>
+      </w:r>
+      <w:r>
+        <w:drawing>
+          <wp:inline distT="0" distB="0" distL="0" distR="0" wp14:anchorId="30AE8072" wp14:editId="1CA688FE">
+            <wp:extent cx="4239217" cy="619211"/>
+            <wp:effectExtent l="0" t="0" r="9525" b="9525"/>
+            <wp:docPr id="128660006" name="Imagen 1"/>
+            <wp:cNvGraphicFramePr>
+              <a:graphicFrameLocks xmlns:a="http://schemas.openxmlformats.org/drawingml/2006/main" noChangeAspect="1"/>
+            </wp:cNvGraphicFramePr>
+            <a:graphic xmlns:a="http://schemas.openxmlformats.org/drawingml/2006/main">
+              <a:graphicData uri="http://schemas.openxmlformats.org/drawingml/2006/picture">
+                <pic:pic xmlns:pic="http://schemas.openxmlformats.org/drawingml/2006/picture">
+                  <pic:nvPicPr>
+                    <pic:cNvPr id="128660006" name=""/>
+                    <pic:cNvPicPr/>
+                  </pic:nvPicPr>
+                  <pic:blipFill>
+                    <a:blip r:embed="rId5"/>
+                    <a:stretch>
+                      <a:fillRect/>
+                    </a:stretch>
+                  </pic:blipFill>
+                  <pic:spPr>
+                    <a:xfrm>
+                      <a:off x="0" y="0"/>
+                      <a:ext cx="4239217" cy="619211"/>
+                    </a:xfrm>
+                    <a:prstGeom prst="rect">
+                      <a:avLst/>
+                    </a:prstGeom>
+                  </pic:spPr>
+                </pic:pic>
+              </a:graphicData>
+            </a:graphic>
+          </wp:inline>
+        </w:drawing>
+      </w:r>
+    </w:p>
+    <w:p>
+      <w:r>
+        <w:rPr>
+          <w:noProof/>
+        </w:rPr>
+        <mc:AlternateContent>
+          <mc:Choice Requires="wpg">
+            <w:drawing>
+              <wp:anchor distT="0" distB="0" distL="114300" distR="114300" simplePos="0" relativeHeight="251670528" behindDoc="0" locked="0" layoutInCell="1" allowOverlap="1" wp14:anchorId="21671CEC" wp14:editId="51A80F60">
+                <wp:simplePos x="0" y="0"/>
+                <wp:positionH relativeFrom="column">
+                  <wp:posOffset>6028690</wp:posOffset>
+                </wp:positionH>
+                <wp:positionV relativeFrom="paragraph">
+                  <wp:posOffset>1990725</wp:posOffset>
+                </wp:positionV>
+                <wp:extent cx="1135380" cy="1076960"/>
+                <wp:effectExtent l="95250" t="76200" r="26670" b="8890"/>
+                <wp:wrapNone/>
+                <wp:docPr id="130076770" name="Grupo 4"/>
+                <wp:cNvGraphicFramePr/>
+                <a:graphic xmlns:a="http://schemas.openxmlformats.org/drawingml/2006/main">
+                  <a:graphicData uri="http://schemas.microsoft.com/office/word/2010/wordprocessingGroup">
+                    <wpg:wgp>
+                      <wpg:cNvGrpSpPr/>
+                      <wpg:grpSpPr>
+                        <a:xfrm>
+                          <a:off x="0" y="0"/>
+                          <a:ext cx="1135380" cy="1076960"/>
+                          <a:chOff x="0" y="0"/>
+                          <a:chExt cx="1135380" cy="1076960"/>
+                        </a:xfrm>
+                      </wpg:grpSpPr>
+                      <wps:wsp>
+                        <wps:cNvPr id="616757712" name="Estrella: 5 puntas 2"/>
+                        <wps:cNvSpPr/>
+                        <wps:spPr>
+                          <a:xfrm>
+                            <a:off x="0" y="0"/>
+                            <a:ext cx="1122680" cy="975360"/>
+                          </a:xfrm>
+                          <a:prstGeom prst="star5">
+                            <a:avLst/>
+                          </a:prstGeom>
+                          <a:solidFill>
+                            <a:srgbClr val="00B0F0"/>
+                          </a:solidFill>
+                          <a:ln w="57150">
+                            <a:solidFill>
+                              <a:srgbClr val="002060"/>
+                            </a:solidFill>
+                          </a:ln>
+                        </wps:spPr>
+                        <wps:style>
+                          <a:lnRef idx="2">
+                            <a:schemeClr val="accent1">
+                              <a:shade val="15000"/>
+                            </a:schemeClr>
+                          </a:lnRef>
+                          <a:fillRef idx="1">
+                            <a:schemeClr val="accent1"/>
+                          </a:fillRef>
+                          <a:effectRef idx="0">
+                            <a:schemeClr val="accent1"/>
+                          </a:effectRef>
+                          <a:fontRef idx="minor">
+                            <a:schemeClr val="lt1"/>
+                          </a:fontRef>
+                        </wps:style>
+                        <wps:bodyPr rot="0" spcFirstLastPara="0" vertOverflow="overflow" horzOverflow="overflow" vert="horz" wrap="square" lIns="91440" tIns="45720" rIns="91440" bIns="45720" numCol="1" spcCol="0" rtlCol="0" fromWordArt="0" anchor="ctr" anchorCtr="0" forceAA="0" compatLnSpc="1">
+                          <a:prstTxWarp prst="textNoShape">
+                            <a:avLst/>
+                          </a:prstTxWarp>
+                          <a:noAutofit/>
+                        </wps:bodyPr>
+                      </wps:wsp>
+                      <wps:wsp>
+                        <wps:cNvPr id="1895692302" name="Cuadro de texto 3"/>
+                        <wps:cNvSpPr txBox="1"/>
+                        <wps:spPr>
+                          <a:xfrm>
+                            <a:off x="1270" y="71120"/>
+                            <a:ext cx="1134110" cy="1005840"/>
+                          </a:xfrm>
+                          <a:prstGeom prst="rect">
+                            <a:avLst/>
+                          </a:prstGeom>
+                          <a:noFill/>
+                          <a:ln w="6350">
+                            <a:noFill/>
+                          </a:ln>
+                        </wps:spPr>
+                        <wps:txbx>
+                          <w:txbxContent>
+                            <w:p>
+                              <w:pPr>
+                                <w:jc w:val="center"/>
+                                <w:rPr>
+                                  <w:sz w:val="96"/>
+                                  <w:szCs w:val="96"/>
+                                  <w:lang w:val="es-MX"/>
+                                </w:rPr>
+                              </w:pPr>
+                              <w:r>
+                                <w:rPr>
+                                  <w:sz w:val="96"/>
+                                  <w:szCs w:val="96"/>
+                                  <w:lang w:val="es-MX"/>
+                                </w:rPr>
+                                <w:t>3</w:t>
+                              </w:r>
+                            </w:p>
+                          </w:txbxContent>
+                        </wps:txbx>
+                        <wps:bodyPr rot="0" spcFirstLastPara="0" vertOverflow="overflow" horzOverflow="overflow" vert="horz" wrap="square" lIns="91440" tIns="45720" rIns="91440" bIns="45720" numCol="1" spcCol="0" rtlCol="0" fromWordArt="0" anchor="t" anchorCtr="0" forceAA="0" compatLnSpc="1">
+                          <a:prstTxWarp prst="textNoShape">
+                            <a:avLst/>
+                          </a:prstTxWarp>
+                          <a:noAutofit/>
+                        </wps:bodyPr>
+                      </wps:wsp>
+                    </wpg:wgp>
+                  </a:graphicData>
+                </a:graphic>
+              </wp:anchor>
+            </w:drawing>
+          </mc:Choice>
+          <mc:Fallback>
+            <w:pict>
+              <v:group w14:anchorId="21671CEC" id="_x0000_s1032" style="position:absolute;margin-left:474.7pt;margin-top:156.75pt;width:89.4pt;height:84.8pt;z-index:251670528" coordsize="11353,10769" o:gfxdata="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">
+                <v:shape id="Estrella: 5 puntas 2" o:spid="_x0000_s1033" style="position:absolute;width:11226;height:9753;visibility:visible;mso-wrap-style:square;v-text-anchor:middle" coordsize="1122680,975360" o:gfxdata="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" path="m1,372553r428827,3l561340,,693852,372556r428827,-3l775749,602803,908266,975358,561340,745104,214414,975358,346931,602803,1,372553xe" fillcolor="#00b0f0" strokecolor="#002060" strokeweight="4.5pt">
+                  <v:stroke joinstyle="miter"/>
+                  <v:path arrowok="t" o:connecttype="custom" o:connectlocs="1,372553;428828,372556;561340,0;693852,372556;1122679,372553;775749,602803;908266,975358;561340,745104;214414,975358;346931,602803;1,372553" o:connectangles="0,0,0,0,0,0,0,0,0,0,0"/>
+                </v:shape>
+                <v:shape id="Cuadro de texto 3" o:spid="_x0000_s1034" type="#_x0000_t202" style="position:absolute;left:12;top:711;width:11341;height:10058;visibility:visible;mso-wrap-style:square;v-text-anchor:top" o:gfxdata="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" filled="f" stroked="f" strokeweight=".5pt">
+                  <v:textbox>
+                    <w:txbxContent>
+                      <w:p>
+                        <w:pPr>
+                          <w:jc w:val="center"/>
+                          <w:rPr>
+                            <w:sz w:val="96"/>
+                            <w:szCs w:val="96"/>
+                            <w:lang w:val="es-MX"/>
+                          </w:rPr>
+                        </w:pPr>
+                        <w:r>
+                          <w:rPr>
+                            <w:sz w:val="96"/>
+                            <w:szCs w:val="96"/>
+                            <w:lang w:val="es-MX"/>
+                          </w:rPr>
+                          <w:t>3</w:t>
+                        </w:r>
+                      </w:p>
+                    </w:txbxContent>
+                  </v:textbox>
+                </v:shape>
+              </v:group>
+            </w:pict>
+          </mc:Fallback>
+        </mc:AlternateContent>
+      </w:r>
+      <w:r>
+        <w:rPr>
+          <w:noProof/>
+        </w:rPr>
+        <mc:AlternateContent>
+          <mc:Choice Requires="wps">
+            <w:drawing>
+              <wp:anchor distT="0" distB="0" distL="114300" distR="114300" simplePos="0" relativeHeight="251668480" behindDoc="1" locked="0" layoutInCell="1" allowOverlap="1" wp14:anchorId="3906A263" wp14:editId="3762A7FF">
+                <wp:simplePos x="0" y="0"/>
+                <wp:positionH relativeFrom="page">
+                  <wp:posOffset>15240</wp:posOffset>
+                </wp:positionH>
+                <wp:positionV relativeFrom="paragraph">
+                  <wp:posOffset>2366645</wp:posOffset>
+                </wp:positionV>
+                <wp:extent cx="7777480" cy="203200"/>
+                <wp:effectExtent l="0" t="0" r="13970" b="25400"/>
+                <wp:wrapNone/>
+                <wp:docPr id="656403712" name="Rectángulo 5"/>
+                <wp:cNvGraphicFramePr/>
+                <a:graphic xmlns:a="http://schemas.openxmlformats.org/drawingml/2006/main">
+                  <a:graphicData uri="http://schemas.microsoft.com/office/word/2010/wordprocessingShape">
+                    <wps:wsp>
+                      <wps:cNvSpPr/>
+                      <wps:spPr>
+                        <a:xfrm>
+                          <a:off x="0" y="0"/>
+                          <a:ext cx="7777480" cy="203200"/>
+                        </a:xfrm>
+                        <a:prstGeom prst="rect">
+                          <a:avLst/>
+                        </a:prstGeom>
+                        <a:solidFill>
+                          <a:srgbClr val="002060"/>
+                        </a:solidFill>
+                      </wps:spPr>
+                      <wps:style>
+                        <a:lnRef idx="2">
+                          <a:schemeClr val="accent1">
+                            <a:shade val="15000"/>
+                          </a:schemeClr>
+                        </a:lnRef>
+                        <a:fillRef idx="1">
+                          <a:schemeClr val="accent1"/>
+                        </a:fillRef>
+                        <a:effectRef idx="0">
+                          <a:schemeClr val="accent1"/>
+                        </a:effectRef>
+                        <a:fontRef idx="minor">
+                          <a:schemeClr val="lt1"/>
+                        </a:fontRef>
+                      </wps:style>
+                      <wps:bodyPr rot="0" spcFirstLastPara="0" vertOverflow="overflow" horzOverflow="overflow" vert="horz" wrap="square" lIns="91440" tIns="45720" rIns="91440" bIns="45720" numCol="1" spcCol="0" rtlCol="0" fromWordArt="0" anchor="ctr" anchorCtr="0" forceAA="0" compatLnSpc="1">
+                        <a:prstTxWarp prst="textNoShape">
+                          <a:avLst/>
+                        </a:prstTxWarp>
+                        <a:noAutofit/>
+                      </wps:bodyPr>
+                    </wps:wsp>
+                  </a:graphicData>
+                </a:graphic>
+                <wp14:sizeRelH relativeFrom="margin">
+                  <wp14:pctWidth>0</wp14:pctWidth>
+                </wp14:sizeRelH>
+              </wp:anchor>
+            </w:drawing>
+          </mc:Choice>
+          <mc:Fallback>
+            <w:pict>
+              <v:rect w14:anchorId="3BEE5573" id="Rectángulo 5" o:spid="_x0000_s1026" style="position:absolute;margin-left:1.2pt;margin-top:186.35pt;width:612.4pt;height:16pt;z-index:-251648000;visibility:visible;mso-wrap-style:square;mso-width-percent:0;mso-wrap-distance-left:9pt;mso-wrap-distance-top:0;mso-wrap-distance-right:9pt;mso-wrap-distance-bottom:0;mso-position-horizontal:absolute;mso-position-horizontal-relative:page;mso-position-vertical:absolute;mso-position-vertical-relative:text;mso-width-percent:0;mso-width-relative:margin;v-text-anchor:middle" o:gfxdata="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" fillcolor="#002060" strokecolor="#09101d [484]" strokeweight="1pt">
+                <w10:wrap anchorx="page"/>
+              </v:rect>
+            </w:pict>
+          </mc:Fallback>
+        </mc:AlternateContent>
+      </w:r>
+      <w:r>
+        <w:drawing>
+          <wp:inline distT="0" distB="0" distL="0" distR="0" wp14:anchorId="1338ABFD" wp14:editId="3DBD31FF">
+            <wp:extent cx="6201640" cy="1705213"/>
+            <wp:effectExtent l="0" t="0" r="0" b="9525"/>
+            <wp:docPr id="1179199084" name="Imagen 1"/>
+            <wp:cNvGraphicFramePr>
+              <a:graphicFrameLocks xmlns:a="http://schemas.openxmlformats.org/drawingml/2006/main" noChangeAspect="1"/>
+            </wp:cNvGraphicFramePr>
+            <a:graphic xmlns:a="http://schemas.openxmlformats.org/drawingml/2006/main">
+              <a:graphicData uri="http://schemas.openxmlformats.org/drawingml/2006/picture">
+                <pic:pic xmlns:pic="http://schemas.openxmlformats.org/drawingml/2006/picture">
+                  <pic:nvPicPr>
+                    <pic:cNvPr id="1179199084" name=""/>
+                    <pic:cNvPicPr/>
+                  </pic:nvPicPr>
+                  <pic:blipFill>
+                    <a:blip r:embed="rId6"/>
+                    <a:stretch>
+                      <a:fillRect/>
+                    </a:stretch>
+                  </pic:blipFill>
+                  <pic:spPr>
+                    <a:xfrm>
+                      <a:off x="0" y="0"/>
+                      <a:ext cx="6201640" cy="1705213"/>
                     </a:xfrm>
                     <a:prstGeom prst="rect">
                       <a:avLst/>
@@ -143,10 +970,10 @@
     <w:p>
       <w:r>
         <w:drawing>
-          <wp:inline distT="0" distB="0" distL="0" distR="0" wp14:anchorId="3344433E" wp14:editId="5CD46B54">
-            <wp:extent cx="6249272" cy="2943636"/>
-            <wp:effectExtent l="0" t="0" r="0" b="9525"/>
-            <wp:docPr id="314330111" name="Imagen 1"/>
+          <wp:inline distT="0" distB="0" distL="0" distR="0" wp14:anchorId="678730BD" wp14:editId="01D60700">
+            <wp:extent cx="3828415" cy="468351"/>
+            <wp:effectExtent l="0" t="0" r="635" b="8255"/>
+            <wp:docPr id="2058739284" name="Imagen 1"/>
             <wp:cNvGraphicFramePr>
               <a:graphicFrameLocks xmlns:a="http://schemas.openxmlformats.org/drawingml/2006/main" noChangeAspect="1"/>
             </wp:cNvGraphicFramePr>
@@ -154,23 +981,32 @@
               <a:graphicData uri="http://schemas.openxmlformats.org/drawingml/2006/picture">
                 <pic:pic xmlns:pic="http://schemas.openxmlformats.org/drawingml/2006/picture">
                   <pic:nvPicPr>
-                    <pic:cNvPr id="314330111" name=""/>
+                    <pic:cNvPr id="128660006" name=""/>
                     <pic:cNvPicPr/>
                   </pic:nvPicPr>
-                  <pic:blipFill>
+                  <pic:blipFill rotWithShape="1">
                     <a:blip r:embed="rId5"/>
+                    <a:srcRect r="9674" b="24349"/>
                     <a:stretch>
                       <a:fillRect/>
                     </a:stretch>
                   </pic:blipFill>
-                  <pic:spPr>
+                  <pic:spPr bwMode="auto">
                     <a:xfrm>
                       <a:off x="0" y="0"/>
-                      <a:ext cx="6249272" cy="2943636"/>
+                      <a:ext cx="3829120" cy="468437"/>
                     </a:xfrm>
                     <a:prstGeom prst="rect">
                       <a:avLst/>
                     </a:prstGeom>
+                    <a:ln>
+                      <a:noFill/>
+                    </a:ln>
+                    <a:extLst>
+                      <a:ext uri="{53640926-AAD7-44D8-BBD7-CCE9431645EC}">
+                        <a14:shadowObscured xmlns:a14="http://schemas.microsoft.com/office/drawing/2010/main"/>
+                      </a:ext>
+                    </a:extLst>
                   </pic:spPr>
                 </pic:pic>
               </a:graphicData>
@@ -182,10 +1018,10 @@
     <w:p>
       <w:r>
         <w:drawing>
-          <wp:inline distT="0" distB="0" distL="0" distR="0" wp14:anchorId="5E950692" wp14:editId="162A050E">
-            <wp:extent cx="6287377" cy="1905266"/>
-            <wp:effectExtent l="0" t="0" r="0" b="0"/>
-            <wp:docPr id="2047195331" name="Imagen 1"/>
+          <wp:inline distT="0" distB="0" distL="0" distR="0" wp14:anchorId="2CA5B5BF" wp14:editId="6CB28DDF">
+            <wp:extent cx="6706536" cy="1914792"/>
+            <wp:effectExtent l="0" t="0" r="0" b="9525"/>
+            <wp:docPr id="1310827499" name="Imagen 1"/>
             <wp:cNvGraphicFramePr>
               <a:graphicFrameLocks xmlns:a="http://schemas.openxmlformats.org/drawingml/2006/main" noChangeAspect="1"/>
             </wp:cNvGraphicFramePr>
@@ -193,11 +1029,11 @@
               <a:graphicData uri="http://schemas.openxmlformats.org/drawingml/2006/picture">
                 <pic:pic xmlns:pic="http://schemas.openxmlformats.org/drawingml/2006/picture">
                   <pic:nvPicPr>
-                    <pic:cNvPr id="2047195331" name=""/>
+                    <pic:cNvPr id="1310827499" name=""/>
                     <pic:cNvPicPr/>
                   </pic:nvPicPr>
                   <pic:blipFill>
-                    <a:blip r:embed="rId6"/>
+                    <a:blip r:embed="rId7"/>
                     <a:stretch>
                       <a:fillRect/>
                     </a:stretch>
@@ -205,7 +1041,7 @@
                   <pic:spPr>
                     <a:xfrm>
                       <a:off x="0" y="0"/>
-                      <a:ext cx="6287377" cy="1905266"/>
+                      <a:ext cx="6706536" cy="1914792"/>
                     </a:xfrm>
                     <a:prstGeom prst="rect">
                       <a:avLst/>
@@ -218,8 +1054,11 @@
         </w:drawing>
       </w:r>
       <w:r>
+        <w:rPr>
+          <w:noProof/>
+        </w:rPr>
         <w:drawing>
-          <wp:inline distT="0" distB="0" distL="0" distR="0" wp14:anchorId="57B85570" wp14:editId="55B29EF3">
+          <wp:inline distT="0" distB="0" distL="0" distR="0" wp14:anchorId="63FA36EE" wp14:editId="111A236E">
             <wp:extent cx="4058216" cy="695422"/>
             <wp:effectExtent l="0" t="0" r="0" b="9525"/>
             <wp:docPr id="1208578240" name="Imagen 1"/>
@@ -234,7 +1073,7 @@
                     <pic:cNvPicPr/>
                   </pic:nvPicPr>
                   <pic:blipFill>
-                    <a:blip r:embed="rId7"/>
+                    <a:blip r:embed="rId8"/>
                     <a:stretch>
                       <a:fillRect/>
                     </a:stretch>
@@ -255,14 +1094,732 @@
         </w:drawing>
       </w:r>
     </w:p>
+    <w:p/>
     <w:p>
       <w:r>
+        <w:rPr>
+          <w:noProof/>
+        </w:rPr>
         <w:lastRenderedPageBreak/>
+        <mc:AlternateContent>
+          <mc:Choice Requires="wps">
+            <w:drawing>
+              <wp:anchor distT="0" distB="0" distL="114300" distR="114300" simplePos="0" relativeHeight="251678720" behindDoc="1" locked="0" layoutInCell="1" allowOverlap="1" wp14:anchorId="58646AF9" wp14:editId="4453B73D">
+                <wp:simplePos x="0" y="0"/>
+                <wp:positionH relativeFrom="page">
+                  <wp:posOffset>1270</wp:posOffset>
+                </wp:positionH>
+                <wp:positionV relativeFrom="paragraph">
+                  <wp:posOffset>1985459</wp:posOffset>
+                </wp:positionV>
+                <wp:extent cx="7777480" cy="203200"/>
+                <wp:effectExtent l="0" t="0" r="13970" b="25400"/>
+                <wp:wrapNone/>
+                <wp:docPr id="1543896281" name="Rectángulo 5"/>
+                <wp:cNvGraphicFramePr/>
+                <a:graphic xmlns:a="http://schemas.openxmlformats.org/drawingml/2006/main">
+                  <a:graphicData uri="http://schemas.microsoft.com/office/word/2010/wordprocessingShape">
+                    <wps:wsp>
+                      <wps:cNvSpPr/>
+                      <wps:spPr>
+                        <a:xfrm>
+                          <a:off x="0" y="0"/>
+                          <a:ext cx="7777480" cy="203200"/>
+                        </a:xfrm>
+                        <a:prstGeom prst="rect">
+                          <a:avLst/>
+                        </a:prstGeom>
+                        <a:solidFill>
+                          <a:srgbClr val="002060"/>
+                        </a:solidFill>
+                      </wps:spPr>
+                      <wps:style>
+                        <a:lnRef idx="2">
+                          <a:schemeClr val="accent1">
+                            <a:shade val="15000"/>
+                          </a:schemeClr>
+                        </a:lnRef>
+                        <a:fillRef idx="1">
+                          <a:schemeClr val="accent1"/>
+                        </a:fillRef>
+                        <a:effectRef idx="0">
+                          <a:schemeClr val="accent1"/>
+                        </a:effectRef>
+                        <a:fontRef idx="minor">
+                          <a:schemeClr val="lt1"/>
+                        </a:fontRef>
+                      </wps:style>
+                      <wps:bodyPr rot="0" spcFirstLastPara="0" vertOverflow="overflow" horzOverflow="overflow" vert="horz" wrap="square" lIns="91440" tIns="45720" rIns="91440" bIns="45720" numCol="1" spcCol="0" rtlCol="0" fromWordArt="0" anchor="ctr" anchorCtr="0" forceAA="0" compatLnSpc="1">
+                        <a:prstTxWarp prst="textNoShape">
+                          <a:avLst/>
+                        </a:prstTxWarp>
+                        <a:noAutofit/>
+                      </wps:bodyPr>
+                    </wps:wsp>
+                  </a:graphicData>
+                </a:graphic>
+                <wp14:sizeRelH relativeFrom="margin">
+                  <wp14:pctWidth>0</wp14:pctWidth>
+                </wp14:sizeRelH>
+              </wp:anchor>
+            </w:drawing>
+          </mc:Choice>
+          <mc:Fallback>
+            <w:pict>
+              <v:rect w14:anchorId="263EF689" id="Rectángulo 5" o:spid="_x0000_s1026" style="position:absolute;margin-left:.1pt;margin-top:156.35pt;width:612.4pt;height:16pt;z-index:-251637760;visibility:visible;mso-wrap-style:square;mso-width-percent:0;mso-wrap-distance-left:9pt;mso-wrap-distance-top:0;mso-wrap-distance-right:9pt;mso-wrap-distance-bottom:0;mso-position-horizontal:absolute;mso-position-horizontal-relative:page;mso-position-vertical:absolute;mso-position-vertical-relative:text;mso-width-percent:0;mso-width-relative:margin;v-text-anchor:middle" o:gfxdata="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" fillcolor="#002060" strokecolor="#09101d [484]" strokeweight="1pt">
+                <w10:wrap anchorx="page"/>
+              </v:rect>
+            </w:pict>
+          </mc:Fallback>
+        </mc:AlternateContent>
+      </w:r>
+      <w:r>
+        <w:rPr>
+          <w:noProof/>
+        </w:rPr>
+        <mc:AlternateContent>
+          <mc:Choice Requires="wpg">
+            <w:drawing>
+              <wp:anchor distT="0" distB="0" distL="114300" distR="114300" simplePos="0" relativeHeight="251679744" behindDoc="0" locked="0" layoutInCell="1" allowOverlap="1" wp14:anchorId="0CE619F3" wp14:editId="46B2FE7E">
+                <wp:simplePos x="0" y="0"/>
+                <wp:positionH relativeFrom="column">
+                  <wp:posOffset>6014720</wp:posOffset>
+                </wp:positionH>
+                <wp:positionV relativeFrom="paragraph">
+                  <wp:posOffset>2042160</wp:posOffset>
+                </wp:positionV>
+                <wp:extent cx="1135380" cy="1076960"/>
+                <wp:effectExtent l="95250" t="76200" r="26670" b="8890"/>
+                <wp:wrapNone/>
+                <wp:docPr id="1312402613" name="Grupo 4"/>
+                <wp:cNvGraphicFramePr/>
+                <a:graphic xmlns:a="http://schemas.openxmlformats.org/drawingml/2006/main">
+                  <a:graphicData uri="http://schemas.microsoft.com/office/word/2010/wordprocessingGroup">
+                    <wpg:wgp>
+                      <wpg:cNvGrpSpPr/>
+                      <wpg:grpSpPr>
+                        <a:xfrm>
+                          <a:off x="0" y="0"/>
+                          <a:ext cx="1135380" cy="1076960"/>
+                          <a:chOff x="0" y="0"/>
+                          <a:chExt cx="1135380" cy="1076960"/>
+                        </a:xfrm>
+                      </wpg:grpSpPr>
+                      <wps:wsp>
+                        <wps:cNvPr id="339171126" name="Estrella: 5 puntas 2"/>
+                        <wps:cNvSpPr/>
+                        <wps:spPr>
+                          <a:xfrm>
+                            <a:off x="0" y="0"/>
+                            <a:ext cx="1122680" cy="975360"/>
+                          </a:xfrm>
+                          <a:prstGeom prst="star5">
+                            <a:avLst/>
+                          </a:prstGeom>
+                          <a:solidFill>
+                            <a:srgbClr val="00B0F0"/>
+                          </a:solidFill>
+                          <a:ln w="57150">
+                            <a:solidFill>
+                              <a:srgbClr val="002060"/>
+                            </a:solidFill>
+                          </a:ln>
+                        </wps:spPr>
+                        <wps:style>
+                          <a:lnRef idx="2">
+                            <a:schemeClr val="accent1">
+                              <a:shade val="15000"/>
+                            </a:schemeClr>
+                          </a:lnRef>
+                          <a:fillRef idx="1">
+                            <a:schemeClr val="accent1"/>
+                          </a:fillRef>
+                          <a:effectRef idx="0">
+                            <a:schemeClr val="accent1"/>
+                          </a:effectRef>
+                          <a:fontRef idx="minor">
+                            <a:schemeClr val="lt1"/>
+                          </a:fontRef>
+                        </wps:style>
+                        <wps:bodyPr rot="0" spcFirstLastPara="0" vertOverflow="overflow" horzOverflow="overflow" vert="horz" wrap="square" lIns="91440" tIns="45720" rIns="91440" bIns="45720" numCol="1" spcCol="0" rtlCol="0" fromWordArt="0" anchor="ctr" anchorCtr="0" forceAA="0" compatLnSpc="1">
+                          <a:prstTxWarp prst="textNoShape">
+                            <a:avLst/>
+                          </a:prstTxWarp>
+                          <a:noAutofit/>
+                        </wps:bodyPr>
+                      </wps:wsp>
+                      <wps:wsp>
+                        <wps:cNvPr id="2047572362" name="Cuadro de texto 3"/>
+                        <wps:cNvSpPr txBox="1"/>
+                        <wps:spPr>
+                          <a:xfrm>
+                            <a:off x="1270" y="71120"/>
+                            <a:ext cx="1134110" cy="1005840"/>
+                          </a:xfrm>
+                          <a:prstGeom prst="rect">
+                            <a:avLst/>
+                          </a:prstGeom>
+                          <a:noFill/>
+                          <a:ln w="6350">
+                            <a:noFill/>
+                          </a:ln>
+                        </wps:spPr>
+                        <wps:txbx>
+                          <w:txbxContent>
+                            <w:p>
+                              <w:pPr>
+                                <w:jc w:val="center"/>
+                                <w:rPr>
+                                  <w:sz w:val="96"/>
+                                  <w:szCs w:val="96"/>
+                                  <w:lang w:val="es-MX"/>
+                                </w:rPr>
+                              </w:pPr>
+                              <w:r>
+                                <w:rPr>
+                                  <w:sz w:val="96"/>
+                                  <w:szCs w:val="96"/>
+                                  <w:lang w:val="es-MX"/>
+                                </w:rPr>
+                                <w:t>5</w:t>
+                              </w:r>
+                            </w:p>
+                          </w:txbxContent>
+                        </wps:txbx>
+                        <wps:bodyPr rot="0" spcFirstLastPara="0" vertOverflow="overflow" horzOverflow="overflow" vert="horz" wrap="square" lIns="91440" tIns="45720" rIns="91440" bIns="45720" numCol="1" spcCol="0" rtlCol="0" fromWordArt="0" anchor="t" anchorCtr="0" forceAA="0" compatLnSpc="1">
+                          <a:prstTxWarp prst="textNoShape">
+                            <a:avLst/>
+                          </a:prstTxWarp>
+                          <a:noAutofit/>
+                        </wps:bodyPr>
+                      </wps:wsp>
+                    </wpg:wgp>
+                  </a:graphicData>
+                </a:graphic>
+              </wp:anchor>
+            </w:drawing>
+          </mc:Choice>
+          <mc:Fallback>
+            <w:pict>
+              <v:group w14:anchorId="0CE619F3" id="_x0000_s1035" style="position:absolute;margin-left:473.6pt;margin-top:160.8pt;width:89.4pt;height:84.8pt;z-index:251679744" coordsize="11353,10769" o:gfxdata="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">
+                <v:shape id="Estrella: 5 puntas 2" o:spid="_x0000_s1036" style="position:absolute;width:11226;height:9753;visibility:visible;mso-wrap-style:square;v-text-anchor:middle" coordsize="1122680,975360" o:gfxdata="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" path="m1,372553r428827,3l561340,,693852,372556r428827,-3l775749,602803,908266,975358,561340,745104,214414,975358,346931,602803,1,372553xe" fillcolor="#00b0f0" strokecolor="#002060" strokeweight="4.5pt">
+                  <v:stroke joinstyle="miter"/>
+                  <v:path arrowok="t" o:connecttype="custom" o:connectlocs="1,372553;428828,372556;561340,0;693852,372556;1122679,372553;775749,602803;908266,975358;561340,745104;214414,975358;346931,602803;1,372553" o:connectangles="0,0,0,0,0,0,0,0,0,0,0"/>
+                </v:shape>
+                <v:shape id="Cuadro de texto 3" o:spid="_x0000_s1037" type="#_x0000_t202" style="position:absolute;left:12;top:711;width:11341;height:10058;visibility:visible;mso-wrap-style:square;v-text-anchor:top" o:gfxdata="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" filled="f" stroked="f" strokeweight=".5pt">
+                  <v:textbox>
+                    <w:txbxContent>
+                      <w:p>
+                        <w:pPr>
+                          <w:jc w:val="center"/>
+                          <w:rPr>
+                            <w:sz w:val="96"/>
+                            <w:szCs w:val="96"/>
+                            <w:lang w:val="es-MX"/>
+                          </w:rPr>
+                        </w:pPr>
+                        <w:r>
+                          <w:rPr>
+                            <w:sz w:val="96"/>
+                            <w:szCs w:val="96"/>
+                            <w:lang w:val="es-MX"/>
+                          </w:rPr>
+                          <w:t>5</w:t>
+                        </w:r>
+                      </w:p>
+                    </w:txbxContent>
+                  </v:textbox>
+                </v:shape>
+              </v:group>
+            </w:pict>
+          </mc:Fallback>
+        </mc:AlternateContent>
+      </w:r>
+      <w:r>
+        <w:rPr>
+          <w:noProof/>
+        </w:rPr>
+        <mc:AlternateContent>
+          <mc:Choice Requires="wps">
+            <w:drawing>
+              <wp:anchor distT="0" distB="0" distL="114300" distR="114300" simplePos="0" relativeHeight="251675648" behindDoc="1" locked="0" layoutInCell="1" allowOverlap="1" wp14:anchorId="78CE25B1" wp14:editId="7C1945E6">
+                <wp:simplePos x="0" y="0"/>
+                <wp:positionH relativeFrom="page">
+                  <wp:posOffset>-1270</wp:posOffset>
+                </wp:positionH>
+                <wp:positionV relativeFrom="paragraph">
+                  <wp:posOffset>-96520</wp:posOffset>
+                </wp:positionV>
+                <wp:extent cx="7777480" cy="203200"/>
+                <wp:effectExtent l="0" t="0" r="13970" b="25400"/>
+                <wp:wrapNone/>
+                <wp:docPr id="731012676" name="Rectángulo 5"/>
+                <wp:cNvGraphicFramePr/>
+                <a:graphic xmlns:a="http://schemas.openxmlformats.org/drawingml/2006/main">
+                  <a:graphicData uri="http://schemas.microsoft.com/office/word/2010/wordprocessingShape">
+                    <wps:wsp>
+                      <wps:cNvSpPr/>
+                      <wps:spPr>
+                        <a:xfrm>
+                          <a:off x="0" y="0"/>
+                          <a:ext cx="7777480" cy="203200"/>
+                        </a:xfrm>
+                        <a:prstGeom prst="rect">
+                          <a:avLst/>
+                        </a:prstGeom>
+                        <a:solidFill>
+                          <a:srgbClr val="002060"/>
+                        </a:solidFill>
+                      </wps:spPr>
+                      <wps:style>
+                        <a:lnRef idx="2">
+                          <a:schemeClr val="accent1">
+                            <a:shade val="15000"/>
+                          </a:schemeClr>
+                        </a:lnRef>
+                        <a:fillRef idx="1">
+                          <a:schemeClr val="accent1"/>
+                        </a:fillRef>
+                        <a:effectRef idx="0">
+                          <a:schemeClr val="accent1"/>
+                        </a:effectRef>
+                        <a:fontRef idx="minor">
+                          <a:schemeClr val="lt1"/>
+                        </a:fontRef>
+                      </wps:style>
+                      <wps:bodyPr rot="0" spcFirstLastPara="0" vertOverflow="overflow" horzOverflow="overflow" vert="horz" wrap="square" lIns="91440" tIns="45720" rIns="91440" bIns="45720" numCol="1" spcCol="0" rtlCol="0" fromWordArt="0" anchor="ctr" anchorCtr="0" forceAA="0" compatLnSpc="1">
+                        <a:prstTxWarp prst="textNoShape">
+                          <a:avLst/>
+                        </a:prstTxWarp>
+                        <a:noAutofit/>
+                      </wps:bodyPr>
+                    </wps:wsp>
+                  </a:graphicData>
+                </a:graphic>
+                <wp14:sizeRelH relativeFrom="margin">
+                  <wp14:pctWidth>0</wp14:pctWidth>
+                </wp14:sizeRelH>
+              </wp:anchor>
+            </w:drawing>
+          </mc:Choice>
+          <mc:Fallback>
+            <w:pict>
+              <v:rect w14:anchorId="78EC9EEE" id="Rectángulo 5" o:spid="_x0000_s1026" style="position:absolute;margin-left:-.1pt;margin-top:-7.6pt;width:612.4pt;height:16pt;z-index:-251640832;visibility:visible;mso-wrap-style:square;mso-width-percent:0;mso-wrap-distance-left:9pt;mso-wrap-distance-top:0;mso-wrap-distance-right:9pt;mso-wrap-distance-bottom:0;mso-position-horizontal:absolute;mso-position-horizontal-relative:page;mso-position-vertical:absolute;mso-position-vertical-relative:text;mso-width-percent:0;mso-width-relative:margin;v-text-anchor:middle" o:gfxdata="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" fillcolor="#002060" strokecolor="#09101d [484]" strokeweight="1pt">
+                <w10:wrap anchorx="page"/>
+              </v:rect>
+            </w:pict>
+          </mc:Fallback>
+        </mc:AlternateContent>
+      </w:r>
+      <w:r>
+        <w:rPr>
+          <w:noProof/>
+        </w:rPr>
+        <mc:AlternateContent>
+          <mc:Choice Requires="wpg">
+            <w:drawing>
+              <wp:anchor distT="0" distB="0" distL="114300" distR="114300" simplePos="0" relativeHeight="251676672" behindDoc="0" locked="0" layoutInCell="1" allowOverlap="1" wp14:anchorId="7B7DADC3" wp14:editId="59975228">
+                <wp:simplePos x="0" y="0"/>
+                <wp:positionH relativeFrom="column">
+                  <wp:posOffset>6012180</wp:posOffset>
+                </wp:positionH>
+                <wp:positionV relativeFrom="paragraph">
+                  <wp:posOffset>-472440</wp:posOffset>
+                </wp:positionV>
+                <wp:extent cx="1135380" cy="1076960"/>
+                <wp:effectExtent l="95250" t="76200" r="26670" b="8890"/>
+                <wp:wrapNone/>
+                <wp:docPr id="1061403672" name="Grupo 4"/>
+                <wp:cNvGraphicFramePr/>
+                <a:graphic xmlns:a="http://schemas.openxmlformats.org/drawingml/2006/main">
+                  <a:graphicData uri="http://schemas.microsoft.com/office/word/2010/wordprocessingGroup">
+                    <wpg:wgp>
+                      <wpg:cNvGrpSpPr/>
+                      <wpg:grpSpPr>
+                        <a:xfrm>
+                          <a:off x="0" y="0"/>
+                          <a:ext cx="1135380" cy="1076960"/>
+                          <a:chOff x="0" y="0"/>
+                          <a:chExt cx="1135380" cy="1076960"/>
+                        </a:xfrm>
+                      </wpg:grpSpPr>
+                      <wps:wsp>
+                        <wps:cNvPr id="1219350830" name="Estrella: 5 puntas 2"/>
+                        <wps:cNvSpPr/>
+                        <wps:spPr>
+                          <a:xfrm>
+                            <a:off x="0" y="0"/>
+                            <a:ext cx="1122680" cy="975360"/>
+                          </a:xfrm>
+                          <a:prstGeom prst="star5">
+                            <a:avLst/>
+                          </a:prstGeom>
+                          <a:solidFill>
+                            <a:srgbClr val="00B0F0"/>
+                          </a:solidFill>
+                          <a:ln w="57150">
+                            <a:solidFill>
+                              <a:srgbClr val="002060"/>
+                            </a:solidFill>
+                          </a:ln>
+                        </wps:spPr>
+                        <wps:style>
+                          <a:lnRef idx="2">
+                            <a:schemeClr val="accent1">
+                              <a:shade val="15000"/>
+                            </a:schemeClr>
+                          </a:lnRef>
+                          <a:fillRef idx="1">
+                            <a:schemeClr val="accent1"/>
+                          </a:fillRef>
+                          <a:effectRef idx="0">
+                            <a:schemeClr val="accent1"/>
+                          </a:effectRef>
+                          <a:fontRef idx="minor">
+                            <a:schemeClr val="lt1"/>
+                          </a:fontRef>
+                        </wps:style>
+                        <wps:bodyPr rot="0" spcFirstLastPara="0" vertOverflow="overflow" horzOverflow="overflow" vert="horz" wrap="square" lIns="91440" tIns="45720" rIns="91440" bIns="45720" numCol="1" spcCol="0" rtlCol="0" fromWordArt="0" anchor="ctr" anchorCtr="0" forceAA="0" compatLnSpc="1">
+                          <a:prstTxWarp prst="textNoShape">
+                            <a:avLst/>
+                          </a:prstTxWarp>
+                          <a:noAutofit/>
+                        </wps:bodyPr>
+                      </wps:wsp>
+                      <wps:wsp>
+                        <wps:cNvPr id="312947449" name="Cuadro de texto 3"/>
+                        <wps:cNvSpPr txBox="1"/>
+                        <wps:spPr>
+                          <a:xfrm>
+                            <a:off x="1270" y="71120"/>
+                            <a:ext cx="1134110" cy="1005840"/>
+                          </a:xfrm>
+                          <a:prstGeom prst="rect">
+                            <a:avLst/>
+                          </a:prstGeom>
+                          <a:noFill/>
+                          <a:ln w="6350">
+                            <a:noFill/>
+                          </a:ln>
+                        </wps:spPr>
+                        <wps:txbx>
+                          <w:txbxContent>
+                            <w:p>
+                              <w:pPr>
+                                <w:jc w:val="center"/>
+                                <w:rPr>
+                                  <w:sz w:val="96"/>
+                                  <w:szCs w:val="96"/>
+                                  <w:lang w:val="es-MX"/>
+                                </w:rPr>
+                              </w:pPr>
+                              <w:r>
+                                <w:rPr>
+                                  <w:sz w:val="96"/>
+                                  <w:szCs w:val="96"/>
+                                  <w:lang w:val="es-MX"/>
+                                </w:rPr>
+                                <w:t>4</w:t>
+                              </w:r>
+                            </w:p>
+                          </w:txbxContent>
+                        </wps:txbx>
+                        <wps:bodyPr rot="0" spcFirstLastPara="0" vertOverflow="overflow" horzOverflow="overflow" vert="horz" wrap="square" lIns="91440" tIns="45720" rIns="91440" bIns="45720" numCol="1" spcCol="0" rtlCol="0" fromWordArt="0" anchor="t" anchorCtr="0" forceAA="0" compatLnSpc="1">
+                          <a:prstTxWarp prst="textNoShape">
+                            <a:avLst/>
+                          </a:prstTxWarp>
+                          <a:noAutofit/>
+                        </wps:bodyPr>
+                      </wps:wsp>
+                    </wpg:wgp>
+                  </a:graphicData>
+                </a:graphic>
+              </wp:anchor>
+            </w:drawing>
+          </mc:Choice>
+          <mc:Fallback>
+            <w:pict>
+              <v:group w14:anchorId="7B7DADC3" id="_x0000_s1038" style="position:absolute;margin-left:473.4pt;margin-top:-37.2pt;width:89.4pt;height:84.8pt;z-index:251676672" coordsize="11353,10769" o:gfxdata="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">
+                <v:shape id="Estrella: 5 puntas 2" o:spid="_x0000_s1039" style="position:absolute;width:11226;height:9753;visibility:visible;mso-wrap-style:square;v-text-anchor:middle" coordsize="1122680,975360" o:gfxdata="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" path="m1,372553r428827,3l561340,,693852,372556r428827,-3l775749,602803,908266,975358,561340,745104,214414,975358,346931,602803,1,372553xe" fillcolor="#00b0f0" strokecolor="#002060" strokeweight="4.5pt">
+                  <v:stroke joinstyle="miter"/>
+                  <v:path arrowok="t" o:connecttype="custom" o:connectlocs="1,372553;428828,372556;561340,0;693852,372556;1122679,372553;775749,602803;908266,975358;561340,745104;214414,975358;346931,602803;1,372553" o:connectangles="0,0,0,0,0,0,0,0,0,0,0"/>
+                </v:shape>
+                <v:shape id="Cuadro de texto 3" o:spid="_x0000_s1040" type="#_x0000_t202" style="position:absolute;left:12;top:711;width:11341;height:10058;visibility:visible;mso-wrap-style:square;v-text-anchor:top" o:gfxdata="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" filled="f" stroked="f" strokeweight=".5pt">
+                  <v:textbox>
+                    <w:txbxContent>
+                      <w:p>
+                        <w:pPr>
+                          <w:jc w:val="center"/>
+                          <w:rPr>
+                            <w:sz w:val="96"/>
+                            <w:szCs w:val="96"/>
+                            <w:lang w:val="es-MX"/>
+                          </w:rPr>
+                        </w:pPr>
+                        <w:r>
+                          <w:rPr>
+                            <w:sz w:val="96"/>
+                            <w:szCs w:val="96"/>
+                            <w:lang w:val="es-MX"/>
+                          </w:rPr>
+                          <w:t>4</w:t>
+                        </w:r>
+                      </w:p>
+                    </w:txbxContent>
+                  </v:textbox>
+                </v:shape>
+              </v:group>
+            </w:pict>
+          </mc:Fallback>
+        </mc:AlternateContent>
+      </w:r>
+      <w:r>
+        <w:rPr>
+          <w:noProof/>
+        </w:rPr>
+        <mc:AlternateContent>
+          <mc:Choice Requires="wps">
+            <w:drawing>
+              <wp:anchor distT="0" distB="0" distL="114300" distR="114300" simplePos="0" relativeHeight="251672576" behindDoc="1" locked="0" layoutInCell="1" allowOverlap="1" wp14:anchorId="19356FAE" wp14:editId="10EAE5D2">
+                <wp:simplePos x="0" y="0"/>
+                <wp:positionH relativeFrom="page">
+                  <wp:posOffset>899160</wp:posOffset>
+                </wp:positionH>
+                <wp:positionV relativeFrom="paragraph">
+                  <wp:posOffset>-4333240</wp:posOffset>
+                </wp:positionV>
+                <wp:extent cx="7777480" cy="203200"/>
+                <wp:effectExtent l="0" t="0" r="13970" b="25400"/>
+                <wp:wrapNone/>
+                <wp:docPr id="176255356" name="Rectángulo 5"/>
+                <wp:cNvGraphicFramePr/>
+                <a:graphic xmlns:a="http://schemas.openxmlformats.org/drawingml/2006/main">
+                  <a:graphicData uri="http://schemas.microsoft.com/office/word/2010/wordprocessingShape">
+                    <wps:wsp>
+                      <wps:cNvSpPr/>
+                      <wps:spPr>
+                        <a:xfrm>
+                          <a:off x="0" y="0"/>
+                          <a:ext cx="7777480" cy="203200"/>
+                        </a:xfrm>
+                        <a:prstGeom prst="rect">
+                          <a:avLst/>
+                        </a:prstGeom>
+                        <a:solidFill>
+                          <a:srgbClr val="002060"/>
+                        </a:solidFill>
+                      </wps:spPr>
+                      <wps:style>
+                        <a:lnRef idx="2">
+                          <a:schemeClr val="accent1">
+                            <a:shade val="15000"/>
+                          </a:schemeClr>
+                        </a:lnRef>
+                        <a:fillRef idx="1">
+                          <a:schemeClr val="accent1"/>
+                        </a:fillRef>
+                        <a:effectRef idx="0">
+                          <a:schemeClr val="accent1"/>
+                        </a:effectRef>
+                        <a:fontRef idx="minor">
+                          <a:schemeClr val="lt1"/>
+                        </a:fontRef>
+                      </wps:style>
+                      <wps:bodyPr rot="0" spcFirstLastPara="0" vertOverflow="overflow" horzOverflow="overflow" vert="horz" wrap="square" lIns="91440" tIns="45720" rIns="91440" bIns="45720" numCol="1" spcCol="0" rtlCol="0" fromWordArt="0" anchor="ctr" anchorCtr="0" forceAA="0" compatLnSpc="1">
+                        <a:prstTxWarp prst="textNoShape">
+                          <a:avLst/>
+                        </a:prstTxWarp>
+                        <a:noAutofit/>
+                      </wps:bodyPr>
+                    </wps:wsp>
+                  </a:graphicData>
+                </a:graphic>
+                <wp14:sizeRelH relativeFrom="margin">
+                  <wp14:pctWidth>0</wp14:pctWidth>
+                </wp14:sizeRelH>
+              </wp:anchor>
+            </w:drawing>
+          </mc:Choice>
+          <mc:Fallback>
+            <w:pict>
+              <v:rect w14:anchorId="61F720DD" id="Rectángulo 5" o:spid="_x0000_s1026" style="position:absolute;margin-left:70.8pt;margin-top:-341.2pt;width:612.4pt;height:16pt;z-index:-251643904;visibility:visible;mso-wrap-style:square;mso-width-percent:0;mso-wrap-distance-left:9pt;mso-wrap-distance-top:0;mso-wrap-distance-right:9pt;mso-wrap-distance-bottom:0;mso-position-horizontal:absolute;mso-position-horizontal-relative:page;mso-position-vertical:absolute;mso-position-vertical-relative:text;mso-width-percent:0;mso-width-relative:margin;v-text-anchor:middle" o:gfxdata="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" fillcolor="#002060" strokecolor="#09101d [484]" strokeweight="1pt">
+                <w10:wrap anchorx="page"/>
+              </v:rect>
+            </w:pict>
+          </mc:Fallback>
+        </mc:AlternateContent>
+      </w:r>
+      <w:r>
+        <w:rPr>
+          <w:noProof/>
+        </w:rPr>
+        <mc:AlternateContent>
+          <mc:Choice Requires="wpg">
+            <w:drawing>
+              <wp:anchor distT="0" distB="0" distL="114300" distR="114300" simplePos="0" relativeHeight="251673600" behindDoc="0" locked="0" layoutInCell="1" allowOverlap="1" wp14:anchorId="49B33929" wp14:editId="1E7F6DB3">
+                <wp:simplePos x="0" y="0"/>
+                <wp:positionH relativeFrom="column">
+                  <wp:posOffset>6912610</wp:posOffset>
+                </wp:positionH>
+                <wp:positionV relativeFrom="paragraph">
+                  <wp:posOffset>-4556760</wp:posOffset>
+                </wp:positionV>
+                <wp:extent cx="1135380" cy="1076960"/>
+                <wp:effectExtent l="95250" t="76200" r="26670" b="8890"/>
+                <wp:wrapNone/>
+                <wp:docPr id="1282180650" name="Grupo 4"/>
+                <wp:cNvGraphicFramePr/>
+                <a:graphic xmlns:a="http://schemas.openxmlformats.org/drawingml/2006/main">
+                  <a:graphicData uri="http://schemas.microsoft.com/office/word/2010/wordprocessingGroup">
+                    <wpg:wgp>
+                      <wpg:cNvGrpSpPr/>
+                      <wpg:grpSpPr>
+                        <a:xfrm>
+                          <a:off x="0" y="0"/>
+                          <a:ext cx="1135380" cy="1076960"/>
+                          <a:chOff x="0" y="0"/>
+                          <a:chExt cx="1135380" cy="1076960"/>
+                        </a:xfrm>
+                      </wpg:grpSpPr>
+                      <wps:wsp>
+                        <wps:cNvPr id="2016230117" name="Estrella: 5 puntas 2"/>
+                        <wps:cNvSpPr/>
+                        <wps:spPr>
+                          <a:xfrm>
+                            <a:off x="0" y="0"/>
+                            <a:ext cx="1122680" cy="975360"/>
+                          </a:xfrm>
+                          <a:prstGeom prst="star5">
+                            <a:avLst/>
+                          </a:prstGeom>
+                          <a:solidFill>
+                            <a:srgbClr val="00B0F0"/>
+                          </a:solidFill>
+                          <a:ln w="57150">
+                            <a:solidFill>
+                              <a:srgbClr val="002060"/>
+                            </a:solidFill>
+                          </a:ln>
+                        </wps:spPr>
+                        <wps:style>
+                          <a:lnRef idx="2">
+                            <a:schemeClr val="accent1">
+                              <a:shade val="15000"/>
+                            </a:schemeClr>
+                          </a:lnRef>
+                          <a:fillRef idx="1">
+                            <a:schemeClr val="accent1"/>
+                          </a:fillRef>
+                          <a:effectRef idx="0">
+                            <a:schemeClr val="accent1"/>
+                          </a:effectRef>
+                          <a:fontRef idx="minor">
+                            <a:schemeClr val="lt1"/>
+                          </a:fontRef>
+                        </wps:style>
+                        <wps:bodyPr rot="0" spcFirstLastPara="0" vertOverflow="overflow" horzOverflow="overflow" vert="horz" wrap="square" lIns="91440" tIns="45720" rIns="91440" bIns="45720" numCol="1" spcCol="0" rtlCol="0" fromWordArt="0" anchor="ctr" anchorCtr="0" forceAA="0" compatLnSpc="1">
+                          <a:prstTxWarp prst="textNoShape">
+                            <a:avLst/>
+                          </a:prstTxWarp>
+                          <a:noAutofit/>
+                        </wps:bodyPr>
+                      </wps:wsp>
+                      <wps:wsp>
+                        <wps:cNvPr id="997407907" name="Cuadro de texto 3"/>
+                        <wps:cNvSpPr txBox="1"/>
+                        <wps:spPr>
+                          <a:xfrm>
+                            <a:off x="1270" y="71120"/>
+                            <a:ext cx="1134110" cy="1005840"/>
+                          </a:xfrm>
+                          <a:prstGeom prst="rect">
+                            <a:avLst/>
+                          </a:prstGeom>
+                          <a:noFill/>
+                          <a:ln w="6350">
+                            <a:noFill/>
+                          </a:ln>
+                        </wps:spPr>
+                        <wps:txbx>
+                          <w:txbxContent>
+                            <w:p>
+                              <w:pPr>
+                                <w:jc w:val="center"/>
+                                <w:rPr>
+                                  <w:sz w:val="96"/>
+                                  <w:szCs w:val="96"/>
+                                  <w:lang w:val="es-MX"/>
+                                </w:rPr>
+                              </w:pPr>
+                              <w:r>
+                                <w:rPr>
+                                  <w:sz w:val="96"/>
+                                  <w:szCs w:val="96"/>
+                                  <w:lang w:val="es-MX"/>
+                                </w:rPr>
+                                <w:t>3</w:t>
+                              </w:r>
+                            </w:p>
+                          </w:txbxContent>
+                        </wps:txbx>
+                        <wps:bodyPr rot="0" spcFirstLastPara="0" vertOverflow="overflow" horzOverflow="overflow" vert="horz" wrap="square" lIns="91440" tIns="45720" rIns="91440" bIns="45720" numCol="1" spcCol="0" rtlCol="0" fromWordArt="0" anchor="t" anchorCtr="0" forceAA="0" compatLnSpc="1">
+                          <a:prstTxWarp prst="textNoShape">
+                            <a:avLst/>
+                          </a:prstTxWarp>
+                          <a:noAutofit/>
+                        </wps:bodyPr>
+                      </wps:wsp>
+                    </wpg:wgp>
+                  </a:graphicData>
+                </a:graphic>
+              </wp:anchor>
+            </w:drawing>
+          </mc:Choice>
+          <mc:Fallback>
+            <w:pict>
+              <v:group w14:anchorId="49B33929" id="_x0000_s1041" style="position:absolute;margin-left:544.3pt;margin-top:-358.8pt;width:89.4pt;height:84.8pt;z-index:251673600" coordsize="11353,10769" o:gfxdata="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">
+                <v:shape id="Estrella: 5 puntas 2" o:spid="_x0000_s1042" style="position:absolute;width:11226;height:9753;visibility:visible;mso-wrap-style:square;v-text-anchor:middle" coordsize="1122680,975360" o:gfxdata="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" path="m1,372553r428827,3l561340,,693852,372556r428827,-3l775749,602803,908266,975358,561340,745104,214414,975358,346931,602803,1,372553xe" fillcolor="#00b0f0" strokecolor="#002060" strokeweight="4.5pt">
+                  <v:stroke joinstyle="miter"/>
+                  <v:path arrowok="t" o:connecttype="custom" o:connectlocs="1,372553;428828,372556;561340,0;693852,372556;1122679,372553;775749,602803;908266,975358;561340,745104;214414,975358;346931,602803;1,372553" o:connectangles="0,0,0,0,0,0,0,0,0,0,0"/>
+                </v:shape>
+                <v:shape id="Cuadro de texto 3" o:spid="_x0000_s1043" type="#_x0000_t202" style="position:absolute;left:12;top:711;width:11341;height:10058;visibility:visible;mso-wrap-style:square;v-text-anchor:top" o:gfxdata="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" filled="f" stroked="f" strokeweight=".5pt">
+                  <v:textbox>
+                    <w:txbxContent>
+                      <w:p>
+                        <w:pPr>
+                          <w:jc w:val="center"/>
+                          <w:rPr>
+                            <w:sz w:val="96"/>
+                            <w:szCs w:val="96"/>
+                            <w:lang w:val="es-MX"/>
+                          </w:rPr>
+                        </w:pPr>
+                        <w:r>
+                          <w:rPr>
+                            <w:sz w:val="96"/>
+                            <w:szCs w:val="96"/>
+                            <w:lang w:val="es-MX"/>
+                          </w:rPr>
+                          <w:t>3</w:t>
+                        </w:r>
+                      </w:p>
+                    </w:txbxContent>
+                  </v:textbox>
+                </v:shape>
+              </v:group>
+            </w:pict>
+          </mc:Fallback>
+        </mc:AlternateContent>
+      </w:r>
+      <w:r>
+        <w:rPr>
+          <w:noProof/>
+        </w:rPr>
         <w:drawing>
-          <wp:inline distT="0" distB="0" distL="0" distR="0" wp14:anchorId="2E590C72" wp14:editId="190FE9C9">
-            <wp:extent cx="6858000" cy="1503680"/>
-            <wp:effectExtent l="0" t="0" r="0" b="1270"/>
-            <wp:docPr id="124962332" name="Imagen 1"/>
+          <wp:inline distT="0" distB="0" distL="0" distR="0" wp14:anchorId="04D3517A" wp14:editId="1EB594F6">
+            <wp:extent cx="6858000" cy="1374873"/>
+            <wp:effectExtent l="0" t="0" r="0" b="0"/>
+            <wp:docPr id="2024577971" name="Imagen 1"/>
             <wp:cNvGraphicFramePr>
               <a:graphicFrameLocks xmlns:a="http://schemas.openxmlformats.org/drawingml/2006/main" noChangeAspect="1"/>
             </wp:cNvGraphicFramePr>
@@ -270,11 +1827,17 @@
               <a:graphicData uri="http://schemas.openxmlformats.org/drawingml/2006/picture">
                 <pic:pic xmlns:pic="http://schemas.openxmlformats.org/drawingml/2006/picture">
                   <pic:nvPicPr>
-                    <pic:cNvPr id="124962332" name=""/>
+                    <pic:cNvPr id="2024577971" name="Imagen 1"/>
                     <pic:cNvPicPr/>
                   </pic:nvPicPr>
                   <pic:blipFill>
-                    <a:blip r:embed="rId8"/>
+                    <a:blip r:embed="rId9">
+                      <a:extLst>
+                        <a:ext uri="{28A0092B-C50C-407E-A947-70E740481C1C}">
+                          <a14:useLocalDpi xmlns:a14="http://schemas.microsoft.com/office/drawing/2010/main" val="0"/>
+                        </a:ext>
+                      </a:extLst>
+                    </a:blip>
                     <a:stretch>
                       <a:fillRect/>
                     </a:stretch>
@@ -282,7 +1845,7 @@
                   <pic:spPr>
                     <a:xfrm>
                       <a:off x="0" y="0"/>
-                      <a:ext cx="6858000" cy="1503680"/>
+                      <a:ext cx="6858000" cy="1374873"/>
                     </a:xfrm>
                     <a:prstGeom prst="rect">
                       <a:avLst/>
@@ -294,11 +1857,12 @@
           </wp:inline>
         </w:drawing>
       </w:r>
-    </w:p>
-    <w:p>
       <w:r>
+        <w:rPr>
+          <w:noProof/>
+        </w:rPr>
         <w:drawing>
-          <wp:inline distT="0" distB="0" distL="0" distR="0" wp14:anchorId="7FD0B090" wp14:editId="04128B1D">
+          <wp:inline distT="0" distB="0" distL="0" distR="0" wp14:anchorId="0070E246" wp14:editId="37206CBF">
             <wp:extent cx="3848637" cy="581106"/>
             <wp:effectExtent l="0" t="0" r="0" b="9525"/>
             <wp:docPr id="527929203" name="Imagen 1"/>
@@ -313,7 +1877,7 @@
                     <pic:cNvPicPr/>
                   </pic:nvPicPr>
                   <pic:blipFill>
-                    <a:blip r:embed="rId9"/>
+                    <a:blip r:embed="rId10"/>
                     <a:stretch>
                       <a:fillRect/>
                     </a:stretch>
@@ -334,14 +1898,254 @@
         </w:drawing>
       </w:r>
     </w:p>
-    <w:p/>
     <w:p>
       <w:r>
+        <w:rPr>
+          <w:noProof/>
+        </w:rPr>
+        <mc:AlternateContent>
+          <mc:Choice Requires="wps">
+            <w:drawing>
+              <wp:anchor distT="0" distB="0" distL="114300" distR="114300" simplePos="0" relativeHeight="251681792" behindDoc="1" locked="0" layoutInCell="1" allowOverlap="1" wp14:anchorId="2131D6AD" wp14:editId="06F8C5A6">
+                <wp:simplePos x="0" y="0"/>
+                <wp:positionH relativeFrom="page">
+                  <wp:posOffset>-20320</wp:posOffset>
+                </wp:positionH>
+                <wp:positionV relativeFrom="paragraph">
+                  <wp:posOffset>2474518</wp:posOffset>
+                </wp:positionV>
+                <wp:extent cx="7777480" cy="203200"/>
+                <wp:effectExtent l="0" t="0" r="13970" b="25400"/>
+                <wp:wrapNone/>
+                <wp:docPr id="249711325" name="Rectángulo 5"/>
+                <wp:cNvGraphicFramePr/>
+                <a:graphic xmlns:a="http://schemas.openxmlformats.org/drawingml/2006/main">
+                  <a:graphicData uri="http://schemas.microsoft.com/office/word/2010/wordprocessingShape">
+                    <wps:wsp>
+                      <wps:cNvSpPr/>
+                      <wps:spPr>
+                        <a:xfrm>
+                          <a:off x="0" y="0"/>
+                          <a:ext cx="7777480" cy="203200"/>
+                        </a:xfrm>
+                        <a:prstGeom prst="rect">
+                          <a:avLst/>
+                        </a:prstGeom>
+                        <a:solidFill>
+                          <a:srgbClr val="002060"/>
+                        </a:solidFill>
+                      </wps:spPr>
+                      <wps:style>
+                        <a:lnRef idx="2">
+                          <a:schemeClr val="accent1">
+                            <a:shade val="15000"/>
+                          </a:schemeClr>
+                        </a:lnRef>
+                        <a:fillRef idx="1">
+                          <a:schemeClr val="accent1"/>
+                        </a:fillRef>
+                        <a:effectRef idx="0">
+                          <a:schemeClr val="accent1"/>
+                        </a:effectRef>
+                        <a:fontRef idx="minor">
+                          <a:schemeClr val="lt1"/>
+                        </a:fontRef>
+                      </wps:style>
+                      <wps:bodyPr rot="0" spcFirstLastPara="0" vertOverflow="overflow" horzOverflow="overflow" vert="horz" wrap="square" lIns="91440" tIns="45720" rIns="91440" bIns="45720" numCol="1" spcCol="0" rtlCol="0" fromWordArt="0" anchor="ctr" anchorCtr="0" forceAA="0" compatLnSpc="1">
+                        <a:prstTxWarp prst="textNoShape">
+                          <a:avLst/>
+                        </a:prstTxWarp>
+                        <a:noAutofit/>
+                      </wps:bodyPr>
+                    </wps:wsp>
+                  </a:graphicData>
+                </a:graphic>
+                <wp14:sizeRelH relativeFrom="margin">
+                  <wp14:pctWidth>0</wp14:pctWidth>
+                </wp14:sizeRelH>
+              </wp:anchor>
+            </w:drawing>
+          </mc:Choice>
+          <mc:Fallback>
+            <w:pict>
+              <v:rect w14:anchorId="2F3ED265" id="Rectángulo 5" o:spid="_x0000_s1026" style="position:absolute;margin-left:-1.6pt;margin-top:194.85pt;width:612.4pt;height:16pt;z-index:-251634688;visibility:visible;mso-wrap-style:square;mso-width-percent:0;mso-wrap-distance-left:9pt;mso-wrap-distance-top:0;mso-wrap-distance-right:9pt;mso-wrap-distance-bottom:0;mso-position-horizontal:absolute;mso-position-horizontal-relative:page;mso-position-vertical:absolute;mso-position-vertical-relative:text;mso-width-percent:0;mso-width-relative:margin;v-text-anchor:middle" o:gfxdata="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" fillcolor="#002060" strokecolor="#09101d [484]" strokeweight="1pt">
+                <w10:wrap anchorx="page"/>
+              </v:rect>
+            </w:pict>
+          </mc:Fallback>
+        </mc:AlternateContent>
+      </w:r>
+      <w:r>
+        <w:rPr>
+          <w:noProof/>
+        </w:rPr>
+        <mc:AlternateContent>
+          <mc:Choice Requires="wpg">
+            <w:drawing>
+              <wp:anchor distT="0" distB="0" distL="114300" distR="114300" simplePos="0" relativeHeight="251682816" behindDoc="0" locked="0" layoutInCell="1" allowOverlap="1" wp14:anchorId="39E65D7B" wp14:editId="3C10057C">
+                <wp:simplePos x="0" y="0"/>
+                <wp:positionH relativeFrom="column">
+                  <wp:posOffset>5993130</wp:posOffset>
+                </wp:positionH>
+                <wp:positionV relativeFrom="paragraph">
+                  <wp:posOffset>2199640</wp:posOffset>
+                </wp:positionV>
+                <wp:extent cx="1135380" cy="1076960"/>
+                <wp:effectExtent l="95250" t="76200" r="26670" b="8890"/>
+                <wp:wrapNone/>
+                <wp:docPr id="1156979961" name="Grupo 4"/>
+                <wp:cNvGraphicFramePr/>
+                <a:graphic xmlns:a="http://schemas.openxmlformats.org/drawingml/2006/main">
+                  <a:graphicData uri="http://schemas.microsoft.com/office/word/2010/wordprocessingGroup">
+                    <wpg:wgp>
+                      <wpg:cNvGrpSpPr/>
+                      <wpg:grpSpPr>
+                        <a:xfrm>
+                          <a:off x="0" y="0"/>
+                          <a:ext cx="1135380" cy="1076960"/>
+                          <a:chOff x="0" y="0"/>
+                          <a:chExt cx="1135380" cy="1076960"/>
+                        </a:xfrm>
+                      </wpg:grpSpPr>
+                      <wps:wsp>
+                        <wps:cNvPr id="1728640911" name="Estrella: 5 puntas 2"/>
+                        <wps:cNvSpPr/>
+                        <wps:spPr>
+                          <a:xfrm>
+                            <a:off x="0" y="0"/>
+                            <a:ext cx="1122680" cy="975360"/>
+                          </a:xfrm>
+                          <a:prstGeom prst="star5">
+                            <a:avLst/>
+                          </a:prstGeom>
+                          <a:solidFill>
+                            <a:srgbClr val="00B0F0"/>
+                          </a:solidFill>
+                          <a:ln w="57150">
+                            <a:solidFill>
+                              <a:srgbClr val="002060"/>
+                            </a:solidFill>
+                          </a:ln>
+                        </wps:spPr>
+                        <wps:style>
+                          <a:lnRef idx="2">
+                            <a:schemeClr val="accent1">
+                              <a:shade val="15000"/>
+                            </a:schemeClr>
+                          </a:lnRef>
+                          <a:fillRef idx="1">
+                            <a:schemeClr val="accent1"/>
+                          </a:fillRef>
+                          <a:effectRef idx="0">
+                            <a:schemeClr val="accent1"/>
+                          </a:effectRef>
+                          <a:fontRef idx="minor">
+                            <a:schemeClr val="lt1"/>
+                          </a:fontRef>
+                        </wps:style>
+                        <wps:bodyPr rot="0" spcFirstLastPara="0" vertOverflow="overflow" horzOverflow="overflow" vert="horz" wrap="square" lIns="91440" tIns="45720" rIns="91440" bIns="45720" numCol="1" spcCol="0" rtlCol="0" fromWordArt="0" anchor="ctr" anchorCtr="0" forceAA="0" compatLnSpc="1">
+                          <a:prstTxWarp prst="textNoShape">
+                            <a:avLst/>
+                          </a:prstTxWarp>
+                          <a:noAutofit/>
+                        </wps:bodyPr>
+                      </wps:wsp>
+                      <wps:wsp>
+                        <wps:cNvPr id="663657531" name="Cuadro de texto 3"/>
+                        <wps:cNvSpPr txBox="1"/>
+                        <wps:spPr>
+                          <a:xfrm>
+                            <a:off x="1270" y="71120"/>
+                            <a:ext cx="1134110" cy="1005840"/>
+                          </a:xfrm>
+                          <a:prstGeom prst="rect">
+                            <a:avLst/>
+                          </a:prstGeom>
+                          <a:noFill/>
+                          <a:ln w="6350">
+                            <a:noFill/>
+                          </a:ln>
+                        </wps:spPr>
+                        <wps:txbx>
+                          <w:txbxContent>
+                            <w:p>
+                              <w:pPr>
+                                <w:jc w:val="center"/>
+                                <w:rPr>
+                                  <w:sz w:val="96"/>
+                                  <w:szCs w:val="96"/>
+                                  <w:lang w:val="es-MX"/>
+                                </w:rPr>
+                              </w:pPr>
+                              <w:r>
+                                <w:rPr>
+                                  <w:sz w:val="96"/>
+                                  <w:szCs w:val="96"/>
+                                  <w:lang w:val="es-MX"/>
+                                </w:rPr>
+                                <w:t>6</w:t>
+                              </w:r>
+                            </w:p>
+                          </w:txbxContent>
+                        </wps:txbx>
+                        <wps:bodyPr rot="0" spcFirstLastPara="0" vertOverflow="overflow" horzOverflow="overflow" vert="horz" wrap="square" lIns="91440" tIns="45720" rIns="91440" bIns="45720" numCol="1" spcCol="0" rtlCol="0" fromWordArt="0" anchor="t" anchorCtr="0" forceAA="0" compatLnSpc="1">
+                          <a:prstTxWarp prst="textNoShape">
+                            <a:avLst/>
+                          </a:prstTxWarp>
+                          <a:noAutofit/>
+                        </wps:bodyPr>
+                      </wps:wsp>
+                    </wpg:wgp>
+                  </a:graphicData>
+                </a:graphic>
+              </wp:anchor>
+            </w:drawing>
+          </mc:Choice>
+          <mc:Fallback>
+            <w:pict>
+              <v:group w14:anchorId="39E65D7B" id="_x0000_s1044" style="position:absolute;margin-left:471.9pt;margin-top:173.2pt;width:89.4pt;height:84.8pt;z-index:251682816" coordsize="11353,10769" o:gfxdata="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">
+                <v:shape id="Estrella: 5 puntas 2" o:spid="_x0000_s1045" style="position:absolute;width:11226;height:9753;visibility:visible;mso-wrap-style:square;v-text-anchor:middle" coordsize="1122680,975360" o:gfxdata="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" path="m1,372553r428827,3l561340,,693852,372556r428827,-3l775749,602803,908266,975358,561340,745104,214414,975358,346931,602803,1,372553xe" fillcolor="#00b0f0" strokecolor="#002060" strokeweight="4.5pt">
+                  <v:stroke joinstyle="miter"/>
+                  <v:path arrowok="t" o:connecttype="custom" o:connectlocs="1,372553;428828,372556;561340,0;693852,372556;1122679,372553;775749,602803;908266,975358;561340,745104;214414,975358;346931,602803;1,372553" o:connectangles="0,0,0,0,0,0,0,0,0,0,0"/>
+                </v:shape>
+                <v:shape id="Cuadro de texto 3" o:spid="_x0000_s1046" type="#_x0000_t202" style="position:absolute;left:12;top:711;width:11341;height:10058;visibility:visible;mso-wrap-style:square;v-text-anchor:top" o:gfxdata="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" filled="f" stroked="f" strokeweight=".5pt">
+                  <v:textbox>
+                    <w:txbxContent>
+                      <w:p>
+                        <w:pPr>
+                          <w:jc w:val="center"/>
+                          <w:rPr>
+                            <w:sz w:val="96"/>
+                            <w:szCs w:val="96"/>
+                            <w:lang w:val="es-MX"/>
+                          </w:rPr>
+                        </w:pPr>
+                        <w:r>
+                          <w:rPr>
+                            <w:sz w:val="96"/>
+                            <w:szCs w:val="96"/>
+                            <w:lang w:val="es-MX"/>
+                          </w:rPr>
+                          <w:t>6</w:t>
+                        </w:r>
+                      </w:p>
+                    </w:txbxContent>
+                  </v:textbox>
+                </v:shape>
+              </v:group>
+            </w:pict>
+          </mc:Fallback>
+        </mc:AlternateContent>
+      </w:r>
+      <w:r>
+        <w:rPr>
+          <w:noProof/>
+        </w:rPr>
         <w:drawing>
-          <wp:inline distT="0" distB="0" distL="0" distR="0" wp14:anchorId="04D3517A" wp14:editId="4704B76C">
-            <wp:extent cx="6858000" cy="1845310"/>
-            <wp:effectExtent l="0" t="0" r="0" b="2540"/>
-            <wp:docPr id="2024577971" name="Imagen 1"/>
+          <wp:inline distT="0" distB="0" distL="0" distR="0" wp14:anchorId="098DA94C" wp14:editId="6BCB4197">
+            <wp:extent cx="6858000" cy="1556519"/>
+            <wp:effectExtent l="0" t="0" r="0" b="5715"/>
+            <wp:docPr id="622872599" name="Imagen 1"/>
             <wp:cNvGraphicFramePr>
               <a:graphicFrameLocks xmlns:a="http://schemas.openxmlformats.org/drawingml/2006/main" noChangeAspect="1"/>
             </wp:cNvGraphicFramePr>
@@ -349,11 +2153,17 @@
               <a:graphicData uri="http://schemas.openxmlformats.org/drawingml/2006/picture">
                 <pic:pic xmlns:pic="http://schemas.openxmlformats.org/drawingml/2006/picture">
                   <pic:nvPicPr>
-                    <pic:cNvPr id="2024577971" name=""/>
+                    <pic:cNvPr id="622872599" name="Imagen 1"/>
                     <pic:cNvPicPr/>
                   </pic:nvPicPr>
                   <pic:blipFill>
-                    <a:blip r:embed="rId10"/>
+                    <a:blip r:embed="rId11">
+                      <a:extLst>
+                        <a:ext uri="{28A0092B-C50C-407E-A947-70E740481C1C}">
+                          <a14:useLocalDpi xmlns:a14="http://schemas.microsoft.com/office/drawing/2010/main" val="0"/>
+                        </a:ext>
+                      </a:extLst>
+                    </a:blip>
                     <a:stretch>
                       <a:fillRect/>
                     </a:stretch>
@@ -361,7 +2171,7 @@
                   <pic:spPr>
                     <a:xfrm>
                       <a:off x="0" y="0"/>
-                      <a:ext cx="6858000" cy="1845310"/>
+                      <a:ext cx="6858000" cy="1556519"/>
                     </a:xfrm>
                     <a:prstGeom prst="rect">
                       <a:avLst/>
@@ -373,11 +2183,12 @@
           </wp:inline>
         </w:drawing>
       </w:r>
-    </w:p>
-    <w:p>
       <w:r>
+        <w:rPr>
+          <w:noProof/>
+        </w:rPr>
         <w:drawing>
-          <wp:inline distT="0" distB="0" distL="0" distR="0" wp14:anchorId="75B00A43" wp14:editId="7D869D7A">
+          <wp:inline distT="0" distB="0" distL="0" distR="0" wp14:anchorId="5361AAD7" wp14:editId="64E3CDA6">
             <wp:extent cx="4048690" cy="876422"/>
             <wp:effectExtent l="0" t="0" r="9525" b="0"/>
             <wp:docPr id="1467087789" name="Imagen 1"/>
@@ -392,7 +2203,7 @@
                     <pic:cNvPicPr/>
                   </pic:nvPicPr>
                   <pic:blipFill>
-                    <a:blip r:embed="rId11"/>
+                    <a:blip r:embed="rId12"/>
                     <a:stretch>
                       <a:fillRect/>
                     </a:stretch>
@@ -416,10 +2227,10 @@
     <w:p>
       <w:r>
         <w:drawing>
-          <wp:inline distT="0" distB="0" distL="0" distR="0" wp14:anchorId="098DA94C" wp14:editId="308E73BC">
-            <wp:extent cx="6858000" cy="1703070"/>
+          <wp:inline distT="0" distB="0" distL="0" distR="0" wp14:anchorId="4E55B997" wp14:editId="67A7292A">
+            <wp:extent cx="6858000" cy="1645285"/>
             <wp:effectExtent l="0" t="0" r="0" b="0"/>
-            <wp:docPr id="622872599" name="Imagen 1"/>
+            <wp:docPr id="1386104099" name="Imagen 1"/>
             <wp:cNvGraphicFramePr>
               <a:graphicFrameLocks xmlns:a="http://schemas.openxmlformats.org/drawingml/2006/main" noChangeAspect="1"/>
             </wp:cNvGraphicFramePr>
@@ -427,11 +2238,11 @@
               <a:graphicData uri="http://schemas.openxmlformats.org/drawingml/2006/picture">
                 <pic:pic xmlns:pic="http://schemas.openxmlformats.org/drawingml/2006/picture">
                   <pic:nvPicPr>
-                    <pic:cNvPr id="622872599" name=""/>
+                    <pic:cNvPr id="1386104099" name=""/>
                     <pic:cNvPicPr/>
                   </pic:nvPicPr>
                   <pic:blipFill>
-                    <a:blip r:embed="rId12"/>
+                    <a:blip r:embed="rId13"/>
                     <a:stretch>
                       <a:fillRect/>
                     </a:stretch>
@@ -439,7 +2250,7 @@
                   <pic:spPr>
                     <a:xfrm>
                       <a:off x="0" y="0"/>
-                      <a:ext cx="6858000" cy="1703070"/>
+                      <a:ext cx="6858000" cy="1645285"/>
                     </a:xfrm>
                     <a:prstGeom prst="rect">
                       <a:avLst/>
@@ -451,11 +2262,12 @@
           </wp:inline>
         </w:drawing>
       </w:r>
-    </w:p>
-    <w:p>
       <w:r>
+        <w:rPr>
+          <w:noProof/>
+        </w:rPr>
         <w:drawing>
-          <wp:inline distT="0" distB="0" distL="0" distR="0" wp14:anchorId="46131821" wp14:editId="6591961C">
+          <wp:inline distT="0" distB="0" distL="0" distR="0" wp14:anchorId="46131821" wp14:editId="12E3235A">
             <wp:extent cx="4296375" cy="762106"/>
             <wp:effectExtent l="0" t="0" r="9525" b="0"/>
             <wp:docPr id="904200435" name="Imagen 1"/>
@@ -470,7 +2282,7 @@
                     <pic:cNvPicPr/>
                   </pic:nvPicPr>
                   <pic:blipFill>
-                    <a:blip r:embed="rId13"/>
+                    <a:blip r:embed="rId14"/>
                     <a:stretch>
                       <a:fillRect/>
                     </a:stretch>
@@ -493,11 +2305,252 @@
     </w:p>
     <w:p>
       <w:r>
+        <w:rPr>
+          <w:noProof/>
+        </w:rPr>
         <w:lastRenderedPageBreak/>
+        <mc:AlternateContent>
+          <mc:Choice Requires="wps">
+            <w:drawing>
+              <wp:anchor distT="0" distB="0" distL="114300" distR="114300" simplePos="0" relativeHeight="251684864" behindDoc="1" locked="0" layoutInCell="1" allowOverlap="1" wp14:anchorId="71A5DA25" wp14:editId="1BC7B2A2">
+                <wp:simplePos x="0" y="0"/>
+                <wp:positionH relativeFrom="page">
+                  <wp:posOffset>-33020</wp:posOffset>
+                </wp:positionH>
+                <wp:positionV relativeFrom="paragraph">
+                  <wp:posOffset>-179705</wp:posOffset>
+                </wp:positionV>
+                <wp:extent cx="7777480" cy="203200"/>
+                <wp:effectExtent l="0" t="0" r="13970" b="25400"/>
+                <wp:wrapNone/>
+                <wp:docPr id="1253684389" name="Rectángulo 5"/>
+                <wp:cNvGraphicFramePr/>
+                <a:graphic xmlns:a="http://schemas.openxmlformats.org/drawingml/2006/main">
+                  <a:graphicData uri="http://schemas.microsoft.com/office/word/2010/wordprocessingShape">
+                    <wps:wsp>
+                      <wps:cNvSpPr/>
+                      <wps:spPr>
+                        <a:xfrm>
+                          <a:off x="0" y="0"/>
+                          <a:ext cx="7777480" cy="203200"/>
+                        </a:xfrm>
+                        <a:prstGeom prst="rect">
+                          <a:avLst/>
+                        </a:prstGeom>
+                        <a:solidFill>
+                          <a:srgbClr val="002060"/>
+                        </a:solidFill>
+                      </wps:spPr>
+                      <wps:style>
+                        <a:lnRef idx="2">
+                          <a:schemeClr val="accent1">
+                            <a:shade val="15000"/>
+                          </a:schemeClr>
+                        </a:lnRef>
+                        <a:fillRef idx="1">
+                          <a:schemeClr val="accent1"/>
+                        </a:fillRef>
+                        <a:effectRef idx="0">
+                          <a:schemeClr val="accent1"/>
+                        </a:effectRef>
+                        <a:fontRef idx="minor">
+                          <a:schemeClr val="lt1"/>
+                        </a:fontRef>
+                      </wps:style>
+                      <wps:bodyPr rot="0" spcFirstLastPara="0" vertOverflow="overflow" horzOverflow="overflow" vert="horz" wrap="square" lIns="91440" tIns="45720" rIns="91440" bIns="45720" numCol="1" spcCol="0" rtlCol="0" fromWordArt="0" anchor="ctr" anchorCtr="0" forceAA="0" compatLnSpc="1">
+                        <a:prstTxWarp prst="textNoShape">
+                          <a:avLst/>
+                        </a:prstTxWarp>
+                        <a:noAutofit/>
+                      </wps:bodyPr>
+                    </wps:wsp>
+                  </a:graphicData>
+                </a:graphic>
+                <wp14:sizeRelH relativeFrom="margin">
+                  <wp14:pctWidth>0</wp14:pctWidth>
+                </wp14:sizeRelH>
+              </wp:anchor>
+            </w:drawing>
+          </mc:Choice>
+          <mc:Fallback>
+            <w:pict>
+              <v:rect w14:anchorId="386D24B4" id="Rectángulo 5" o:spid="_x0000_s1026" style="position:absolute;margin-left:-2.6pt;margin-top:-14.15pt;width:612.4pt;height:16pt;z-index:-251631616;visibility:visible;mso-wrap-style:square;mso-width-percent:0;mso-wrap-distance-left:9pt;mso-wrap-distance-top:0;mso-wrap-distance-right:9pt;mso-wrap-distance-bottom:0;mso-position-horizontal:absolute;mso-position-horizontal-relative:page;mso-position-vertical:absolute;mso-position-vertical-relative:text;mso-width-percent:0;mso-width-relative:margin;v-text-anchor:middle" o:gfxdata="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" fillcolor="#002060" strokecolor="#09101d [484]" strokeweight="1pt">
+                <w10:wrap anchorx="page"/>
+              </v:rect>
+            </w:pict>
+          </mc:Fallback>
+        </mc:AlternateContent>
+      </w:r>
+      <w:r>
+        <w:rPr>
+          <w:noProof/>
+        </w:rPr>
+        <mc:AlternateContent>
+          <mc:Choice Requires="wpg">
+            <w:drawing>
+              <wp:anchor distT="0" distB="0" distL="114300" distR="114300" simplePos="0" relativeHeight="251685888" behindDoc="0" locked="0" layoutInCell="1" allowOverlap="1" wp14:anchorId="00FF5F1C" wp14:editId="19959D7E">
+                <wp:simplePos x="0" y="0"/>
+                <wp:positionH relativeFrom="column">
+                  <wp:posOffset>5979997</wp:posOffset>
+                </wp:positionH>
+                <wp:positionV relativeFrom="paragraph">
+                  <wp:posOffset>-377283</wp:posOffset>
+                </wp:positionV>
+                <wp:extent cx="1135380" cy="1076960"/>
+                <wp:effectExtent l="95250" t="76200" r="26670" b="8890"/>
+                <wp:wrapNone/>
+                <wp:docPr id="1030494948" name="Grupo 4"/>
+                <wp:cNvGraphicFramePr/>
+                <a:graphic xmlns:a="http://schemas.openxmlformats.org/drawingml/2006/main">
+                  <a:graphicData uri="http://schemas.microsoft.com/office/word/2010/wordprocessingGroup">
+                    <wpg:wgp>
+                      <wpg:cNvGrpSpPr/>
+                      <wpg:grpSpPr>
+                        <a:xfrm>
+                          <a:off x="0" y="0"/>
+                          <a:ext cx="1135380" cy="1076960"/>
+                          <a:chOff x="0" y="0"/>
+                          <a:chExt cx="1135380" cy="1076960"/>
+                        </a:xfrm>
+                      </wpg:grpSpPr>
+                      <wps:wsp>
+                        <wps:cNvPr id="1119289190" name="Estrella: 5 puntas 2"/>
+                        <wps:cNvSpPr/>
+                        <wps:spPr>
+                          <a:xfrm>
+                            <a:off x="0" y="0"/>
+                            <a:ext cx="1122680" cy="975360"/>
+                          </a:xfrm>
+                          <a:prstGeom prst="star5">
+                            <a:avLst/>
+                          </a:prstGeom>
+                          <a:solidFill>
+                            <a:srgbClr val="00B0F0"/>
+                          </a:solidFill>
+                          <a:ln w="57150">
+                            <a:solidFill>
+                              <a:srgbClr val="002060"/>
+                            </a:solidFill>
+                          </a:ln>
+                        </wps:spPr>
+                        <wps:style>
+                          <a:lnRef idx="2">
+                            <a:schemeClr val="accent1">
+                              <a:shade val="15000"/>
+                            </a:schemeClr>
+                          </a:lnRef>
+                          <a:fillRef idx="1">
+                            <a:schemeClr val="accent1"/>
+                          </a:fillRef>
+                          <a:effectRef idx="0">
+                            <a:schemeClr val="accent1"/>
+                          </a:effectRef>
+                          <a:fontRef idx="minor">
+                            <a:schemeClr val="lt1"/>
+                          </a:fontRef>
+                        </wps:style>
+                        <wps:bodyPr rot="0" spcFirstLastPara="0" vertOverflow="overflow" horzOverflow="overflow" vert="horz" wrap="square" lIns="91440" tIns="45720" rIns="91440" bIns="45720" numCol="1" spcCol="0" rtlCol="0" fromWordArt="0" anchor="ctr" anchorCtr="0" forceAA="0" compatLnSpc="1">
+                          <a:prstTxWarp prst="textNoShape">
+                            <a:avLst/>
+                          </a:prstTxWarp>
+                          <a:noAutofit/>
+                        </wps:bodyPr>
+                      </wps:wsp>
+                      <wps:wsp>
+                        <wps:cNvPr id="480846637" name="Cuadro de texto 3"/>
+                        <wps:cNvSpPr txBox="1"/>
+                        <wps:spPr>
+                          <a:xfrm>
+                            <a:off x="1270" y="71120"/>
+                            <a:ext cx="1134110" cy="1005840"/>
+                          </a:xfrm>
+                          <a:prstGeom prst="rect">
+                            <a:avLst/>
+                          </a:prstGeom>
+                          <a:noFill/>
+                          <a:ln w="6350">
+                            <a:noFill/>
+                          </a:ln>
+                        </wps:spPr>
+                        <wps:txbx>
+                          <w:txbxContent>
+                            <w:p>
+                              <w:pPr>
+                                <w:jc w:val="center"/>
+                                <w:rPr>
+                                  <w:sz w:val="96"/>
+                                  <w:szCs w:val="96"/>
+                                  <w:lang w:val="es-MX"/>
+                                </w:rPr>
+                              </w:pPr>
+                              <w:r>
+                                <w:rPr>
+                                  <w:sz w:val="96"/>
+                                  <w:szCs w:val="96"/>
+                                  <w:lang w:val="es-MX"/>
+                                </w:rPr>
+                                <w:t>7</w:t>
+                              </w:r>
+                            </w:p>
+                          </w:txbxContent>
+                        </wps:txbx>
+                        <wps:bodyPr rot="0" spcFirstLastPara="0" vertOverflow="overflow" horzOverflow="overflow" vert="horz" wrap="square" lIns="91440" tIns="45720" rIns="91440" bIns="45720" numCol="1" spcCol="0" rtlCol="0" fromWordArt="0" anchor="t" anchorCtr="0" forceAA="0" compatLnSpc="1">
+                          <a:prstTxWarp prst="textNoShape">
+                            <a:avLst/>
+                          </a:prstTxWarp>
+                          <a:noAutofit/>
+                        </wps:bodyPr>
+                      </wps:wsp>
+                    </wpg:wgp>
+                  </a:graphicData>
+                </a:graphic>
+              </wp:anchor>
+            </w:drawing>
+          </mc:Choice>
+          <mc:Fallback>
+            <w:pict>
+              <v:group w14:anchorId="00FF5F1C" id="_x0000_s1047" style="position:absolute;margin-left:470.85pt;margin-top:-29.7pt;width:89.4pt;height:84.8pt;z-index:251685888" coordsize="11353,10769" o:gfxdata="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">
+                <v:shape id="Estrella: 5 puntas 2" o:spid="_x0000_s1048" style="position:absolute;width:11226;height:9753;visibility:visible;mso-wrap-style:square;v-text-anchor:middle" coordsize="1122680,975360" o:gfxdata="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" path="m1,372553r428827,3l561340,,693852,372556r428827,-3l775749,602803,908266,975358,561340,745104,214414,975358,346931,602803,1,372553xe" fillcolor="#00b0f0" strokecolor="#002060" strokeweight="4.5pt">
+                  <v:stroke joinstyle="miter"/>
+                  <v:path arrowok="t" o:connecttype="custom" o:connectlocs="1,372553;428828,372556;561340,0;693852,372556;1122679,372553;775749,602803;908266,975358;561340,745104;214414,975358;346931,602803;1,372553" o:connectangles="0,0,0,0,0,0,0,0,0,0,0"/>
+                </v:shape>
+                <v:shape id="Cuadro de texto 3" o:spid="_x0000_s1049" type="#_x0000_t202" style="position:absolute;left:12;top:711;width:11341;height:10058;visibility:visible;mso-wrap-style:square;v-text-anchor:top" o:gfxdata="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" filled="f" stroked="f" strokeweight=".5pt">
+                  <v:textbox>
+                    <w:txbxContent>
+                      <w:p>
+                        <w:pPr>
+                          <w:jc w:val="center"/>
+                          <w:rPr>
+                            <w:sz w:val="96"/>
+                            <w:szCs w:val="96"/>
+                            <w:lang w:val="es-MX"/>
+                          </w:rPr>
+                        </w:pPr>
+                        <w:r>
+                          <w:rPr>
+                            <w:sz w:val="96"/>
+                            <w:szCs w:val="96"/>
+                            <w:lang w:val="es-MX"/>
+                          </w:rPr>
+                          <w:t>7</w:t>
+                        </w:r>
+                      </w:p>
+                    </w:txbxContent>
+                  </v:textbox>
+                </v:shape>
+              </v:group>
+            </w:pict>
+          </mc:Fallback>
+        </mc:AlternateContent>
+      </w:r>
+      <w:r>
+        <w:rPr>
+          <w:noProof/>
+        </w:rPr>
         <w:drawing>
-          <wp:inline distT="0" distB="0" distL="0" distR="0" wp14:anchorId="74EB484B" wp14:editId="01415771">
-            <wp:extent cx="6506483" cy="2876951"/>
-            <wp:effectExtent l="0" t="0" r="8890" b="0"/>
+          <wp:inline distT="0" distB="0" distL="0" distR="0" wp14:anchorId="74EB484B" wp14:editId="4364EE6E">
+            <wp:extent cx="6506483" cy="2297541"/>
+            <wp:effectExtent l="0" t="0" r="8890" b="7620"/>
             <wp:docPr id="906434720" name="Imagen 1"/>
             <wp:cNvGraphicFramePr>
               <a:graphicFrameLocks xmlns:a="http://schemas.openxmlformats.org/drawingml/2006/main" noChangeAspect="1"/>
@@ -506,11 +2559,17 @@
               <a:graphicData uri="http://schemas.openxmlformats.org/drawingml/2006/picture">
                 <pic:pic xmlns:pic="http://schemas.openxmlformats.org/drawingml/2006/picture">
                   <pic:nvPicPr>
-                    <pic:cNvPr id="906434720" name=""/>
+                    <pic:cNvPr id="906434720" name="Imagen 1"/>
                     <pic:cNvPicPr/>
                   </pic:nvPicPr>
                   <pic:blipFill>
-                    <a:blip r:embed="rId14"/>
+                    <a:blip r:embed="rId15">
+                      <a:extLst>
+                        <a:ext uri="{28A0092B-C50C-407E-A947-70E740481C1C}">
+                          <a14:useLocalDpi xmlns:a14="http://schemas.microsoft.com/office/drawing/2010/main" val="0"/>
+                        </a:ext>
+                      </a:extLst>
+                    </a:blip>
                     <a:stretch>
                       <a:fillRect/>
                     </a:stretch>
@@ -518,7 +2577,7 @@
                   <pic:spPr>
                     <a:xfrm>
                       <a:off x="0" y="0"/>
-                      <a:ext cx="6506483" cy="2876951"/>
+                      <a:ext cx="6506483" cy="2297541"/>
                     </a:xfrm>
                     <a:prstGeom prst="rect">
                       <a:avLst/>
@@ -533,8 +2592,249 @@
     </w:p>
     <w:p>
       <w:r>
+        <w:rPr>
+          <w:noProof/>
+        </w:rPr>
+        <mc:AlternateContent>
+          <mc:Choice Requires="wps">
+            <w:drawing>
+              <wp:anchor distT="0" distB="0" distL="114300" distR="114300" simplePos="0" relativeHeight="251687936" behindDoc="1" locked="0" layoutInCell="1" allowOverlap="1" wp14:anchorId="2340238F" wp14:editId="2039921F">
+                <wp:simplePos x="0" y="0"/>
+                <wp:positionH relativeFrom="page">
+                  <wp:posOffset>3175</wp:posOffset>
+                </wp:positionH>
+                <wp:positionV relativeFrom="paragraph">
+                  <wp:posOffset>1520190</wp:posOffset>
+                </wp:positionV>
+                <wp:extent cx="7777480" cy="203200"/>
+                <wp:effectExtent l="0" t="0" r="13970" b="25400"/>
+                <wp:wrapNone/>
+                <wp:docPr id="1489276125" name="Rectángulo 5"/>
+                <wp:cNvGraphicFramePr/>
+                <a:graphic xmlns:a="http://schemas.openxmlformats.org/drawingml/2006/main">
+                  <a:graphicData uri="http://schemas.microsoft.com/office/word/2010/wordprocessingShape">
+                    <wps:wsp>
+                      <wps:cNvSpPr/>
+                      <wps:spPr>
+                        <a:xfrm>
+                          <a:off x="0" y="0"/>
+                          <a:ext cx="7777480" cy="203200"/>
+                        </a:xfrm>
+                        <a:prstGeom prst="rect">
+                          <a:avLst/>
+                        </a:prstGeom>
+                        <a:solidFill>
+                          <a:srgbClr val="002060"/>
+                        </a:solidFill>
+                      </wps:spPr>
+                      <wps:style>
+                        <a:lnRef idx="2">
+                          <a:schemeClr val="accent1">
+                            <a:shade val="15000"/>
+                          </a:schemeClr>
+                        </a:lnRef>
+                        <a:fillRef idx="1">
+                          <a:schemeClr val="accent1"/>
+                        </a:fillRef>
+                        <a:effectRef idx="0">
+                          <a:schemeClr val="accent1"/>
+                        </a:effectRef>
+                        <a:fontRef idx="minor">
+                          <a:schemeClr val="lt1"/>
+                        </a:fontRef>
+                      </wps:style>
+                      <wps:bodyPr rot="0" spcFirstLastPara="0" vertOverflow="overflow" horzOverflow="overflow" vert="horz" wrap="square" lIns="91440" tIns="45720" rIns="91440" bIns="45720" numCol="1" spcCol="0" rtlCol="0" fromWordArt="0" anchor="ctr" anchorCtr="0" forceAA="0" compatLnSpc="1">
+                        <a:prstTxWarp prst="textNoShape">
+                          <a:avLst/>
+                        </a:prstTxWarp>
+                        <a:noAutofit/>
+                      </wps:bodyPr>
+                    </wps:wsp>
+                  </a:graphicData>
+                </a:graphic>
+                <wp14:sizeRelH relativeFrom="margin">
+                  <wp14:pctWidth>0</wp14:pctWidth>
+                </wp14:sizeRelH>
+              </wp:anchor>
+            </w:drawing>
+          </mc:Choice>
+          <mc:Fallback>
+            <w:pict>
+              <v:rect w14:anchorId="2AA5B3AA" id="Rectángulo 5" o:spid="_x0000_s1026" style="position:absolute;margin-left:.25pt;margin-top:119.7pt;width:612.4pt;height:16pt;z-index:-251628544;visibility:visible;mso-wrap-style:square;mso-width-percent:0;mso-wrap-distance-left:9pt;mso-wrap-distance-top:0;mso-wrap-distance-right:9pt;mso-wrap-distance-bottom:0;mso-position-horizontal:absolute;mso-position-horizontal-relative:page;mso-position-vertical:absolute;mso-position-vertical-relative:text;mso-width-percent:0;mso-width-relative:margin;v-text-anchor:middle" o:gfxdata="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" fillcolor="#002060" strokecolor="#09101d [484]" strokeweight="1pt">
+                <w10:wrap anchorx="page"/>
+              </v:rect>
+            </w:pict>
+          </mc:Fallback>
+        </mc:AlternateContent>
+      </w:r>
+      <w:r>
+        <w:rPr>
+          <w:noProof/>
+        </w:rPr>
+        <mc:AlternateContent>
+          <mc:Choice Requires="wpg">
+            <w:drawing>
+              <wp:anchor distT="0" distB="0" distL="114300" distR="114300" simplePos="0" relativeHeight="251688960" behindDoc="0" locked="0" layoutInCell="1" allowOverlap="1" wp14:anchorId="2E955D00" wp14:editId="340ADFD4">
+                <wp:simplePos x="0" y="0"/>
+                <wp:positionH relativeFrom="column">
+                  <wp:posOffset>6016532</wp:posOffset>
+                </wp:positionH>
+                <wp:positionV relativeFrom="paragraph">
+                  <wp:posOffset>1399478</wp:posOffset>
+                </wp:positionV>
+                <wp:extent cx="1135380" cy="1076960"/>
+                <wp:effectExtent l="95250" t="76200" r="26670" b="8890"/>
+                <wp:wrapNone/>
+                <wp:docPr id="1403735218" name="Grupo 4"/>
+                <wp:cNvGraphicFramePr/>
+                <a:graphic xmlns:a="http://schemas.openxmlformats.org/drawingml/2006/main">
+                  <a:graphicData uri="http://schemas.microsoft.com/office/word/2010/wordprocessingGroup">
+                    <wpg:wgp>
+                      <wpg:cNvGrpSpPr/>
+                      <wpg:grpSpPr>
+                        <a:xfrm>
+                          <a:off x="0" y="0"/>
+                          <a:ext cx="1135380" cy="1076960"/>
+                          <a:chOff x="0" y="0"/>
+                          <a:chExt cx="1135380" cy="1076960"/>
+                        </a:xfrm>
+                      </wpg:grpSpPr>
+                      <wps:wsp>
+                        <wps:cNvPr id="30476845" name="Estrella: 5 puntas 2"/>
+                        <wps:cNvSpPr/>
+                        <wps:spPr>
+                          <a:xfrm>
+                            <a:off x="0" y="0"/>
+                            <a:ext cx="1122680" cy="975360"/>
+                          </a:xfrm>
+                          <a:prstGeom prst="star5">
+                            <a:avLst/>
+                          </a:prstGeom>
+                          <a:solidFill>
+                            <a:srgbClr val="00B0F0"/>
+                          </a:solidFill>
+                          <a:ln w="57150">
+                            <a:solidFill>
+                              <a:srgbClr val="002060"/>
+                            </a:solidFill>
+                          </a:ln>
+                        </wps:spPr>
+                        <wps:style>
+                          <a:lnRef idx="2">
+                            <a:schemeClr val="accent1">
+                              <a:shade val="15000"/>
+                            </a:schemeClr>
+                          </a:lnRef>
+                          <a:fillRef idx="1">
+                            <a:schemeClr val="accent1"/>
+                          </a:fillRef>
+                          <a:effectRef idx="0">
+                            <a:schemeClr val="accent1"/>
+                          </a:effectRef>
+                          <a:fontRef idx="minor">
+                            <a:schemeClr val="lt1"/>
+                          </a:fontRef>
+                        </wps:style>
+                        <wps:bodyPr rot="0" spcFirstLastPara="0" vertOverflow="overflow" horzOverflow="overflow" vert="horz" wrap="square" lIns="91440" tIns="45720" rIns="91440" bIns="45720" numCol="1" spcCol="0" rtlCol="0" fromWordArt="0" anchor="ctr" anchorCtr="0" forceAA="0" compatLnSpc="1">
+                          <a:prstTxWarp prst="textNoShape">
+                            <a:avLst/>
+                          </a:prstTxWarp>
+                          <a:noAutofit/>
+                        </wps:bodyPr>
+                      </wps:wsp>
+                      <wps:wsp>
+                        <wps:cNvPr id="902105875" name="Cuadro de texto 3"/>
+                        <wps:cNvSpPr txBox="1"/>
+                        <wps:spPr>
+                          <a:xfrm>
+                            <a:off x="1270" y="71120"/>
+                            <a:ext cx="1134110" cy="1005840"/>
+                          </a:xfrm>
+                          <a:prstGeom prst="rect">
+                            <a:avLst/>
+                          </a:prstGeom>
+                          <a:noFill/>
+                          <a:ln w="6350">
+                            <a:noFill/>
+                          </a:ln>
+                        </wps:spPr>
+                        <wps:txbx>
+                          <w:txbxContent>
+                            <w:p>
+                              <w:pPr>
+                                <w:jc w:val="center"/>
+                                <w:rPr>
+                                  <w:sz w:val="96"/>
+                                  <w:szCs w:val="96"/>
+                                  <w:lang w:val="es-MX"/>
+                                </w:rPr>
+                              </w:pPr>
+                              <w:r>
+                                <w:rPr>
+                                  <w:sz w:val="96"/>
+                                  <w:szCs w:val="96"/>
+                                  <w:lang w:val="es-MX"/>
+                                </w:rPr>
+                                <w:t>8</w:t>
+                              </w:r>
+                            </w:p>
+                          </w:txbxContent>
+                        </wps:txbx>
+                        <wps:bodyPr rot="0" spcFirstLastPara="0" vertOverflow="overflow" horzOverflow="overflow" vert="horz" wrap="square" lIns="91440" tIns="45720" rIns="91440" bIns="45720" numCol="1" spcCol="0" rtlCol="0" fromWordArt="0" anchor="t" anchorCtr="0" forceAA="0" compatLnSpc="1">
+                          <a:prstTxWarp prst="textNoShape">
+                            <a:avLst/>
+                          </a:prstTxWarp>
+                          <a:noAutofit/>
+                        </wps:bodyPr>
+                      </wps:wsp>
+                    </wpg:wgp>
+                  </a:graphicData>
+                </a:graphic>
+              </wp:anchor>
+            </w:drawing>
+          </mc:Choice>
+          <mc:Fallback>
+            <w:pict>
+              <v:group w14:anchorId="2E955D00" id="_x0000_s1050" style="position:absolute;margin-left:473.75pt;margin-top:110.2pt;width:89.4pt;height:84.8pt;z-index:251688960" coordsize="11353,10769" o:gfxdata="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">
+                <v:shape id="Estrella: 5 puntas 2" o:spid="_x0000_s1051" style="position:absolute;width:11226;height:9753;visibility:visible;mso-wrap-style:square;v-text-anchor:middle" coordsize="1122680,975360" o:gfxdata="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" path="m1,372553r428827,3l561340,,693852,372556r428827,-3l775749,602803,908266,975358,561340,745104,214414,975358,346931,602803,1,372553xe" fillcolor="#00b0f0" strokecolor="#002060" strokeweight="4.5pt">
+                  <v:stroke joinstyle="miter"/>
+                  <v:path arrowok="t" o:connecttype="custom" o:connectlocs="1,372553;428828,372556;561340,0;693852,372556;1122679,372553;775749,602803;908266,975358;561340,745104;214414,975358;346931,602803;1,372553" o:connectangles="0,0,0,0,0,0,0,0,0,0,0"/>
+                </v:shape>
+                <v:shape id="Cuadro de texto 3" o:spid="_x0000_s1052" type="#_x0000_t202" style="position:absolute;left:12;top:711;width:11341;height:10058;visibility:visible;mso-wrap-style:square;v-text-anchor:top" o:gfxdata="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" filled="f" stroked="f" strokeweight=".5pt">
+                  <v:textbox>
+                    <w:txbxContent>
+                      <w:p>
+                        <w:pPr>
+                          <w:jc w:val="center"/>
+                          <w:rPr>
+                            <w:sz w:val="96"/>
+                            <w:szCs w:val="96"/>
+                            <w:lang w:val="es-MX"/>
+                          </w:rPr>
+                        </w:pPr>
+                        <w:r>
+                          <w:rPr>
+                            <w:sz w:val="96"/>
+                            <w:szCs w:val="96"/>
+                            <w:lang w:val="es-MX"/>
+                          </w:rPr>
+                          <w:t>8</w:t>
+                        </w:r>
+                      </w:p>
+                    </w:txbxContent>
+                  </v:textbox>
+                </v:shape>
+              </v:group>
+            </w:pict>
+          </mc:Fallback>
+        </mc:AlternateContent>
+      </w:r>
+      <w:r>
+        <w:rPr>
+          <w:noProof/>
+        </w:rPr>
         <w:drawing>
-          <wp:inline distT="0" distB="0" distL="0" distR="0" wp14:anchorId="0C26CA73" wp14:editId="47316436">
+          <wp:inline distT="0" distB="0" distL="0" distR="0" wp14:anchorId="0C26CA73" wp14:editId="168DF61B">
             <wp:extent cx="4486901" cy="1552792"/>
             <wp:effectExtent l="0" t="0" r="0" b="9525"/>
             <wp:docPr id="1017766397" name="Imagen 1"/>
@@ -549,7 +2849,7 @@
                     <pic:cNvPicPr/>
                   </pic:nvPicPr>
                   <pic:blipFill>
-                    <a:blip r:embed="rId15"/>
+                    <a:blip r:embed="rId16"/>
                     <a:stretch>
                       <a:fillRect/>
                     </a:stretch>
@@ -572,10 +2872,13 @@
     </w:p>
     <w:p>
       <w:r>
+        <w:rPr>
+          <w:noProof/>
+        </w:rPr>
         <w:drawing>
-          <wp:inline distT="0" distB="0" distL="0" distR="0" wp14:anchorId="09BA0905" wp14:editId="40F8C6AE">
-            <wp:extent cx="6735115" cy="2715004"/>
-            <wp:effectExtent l="0" t="0" r="8890" b="9525"/>
+          <wp:inline distT="0" distB="0" distL="0" distR="0" wp14:anchorId="09BA0905" wp14:editId="13FCC4D3">
+            <wp:extent cx="6735115" cy="1957269"/>
+            <wp:effectExtent l="0" t="0" r="8890" b="5080"/>
             <wp:docPr id="1868321238" name="Imagen 1"/>
             <wp:cNvGraphicFramePr>
               <a:graphicFrameLocks xmlns:a="http://schemas.openxmlformats.org/drawingml/2006/main" noChangeAspect="1"/>
@@ -584,11 +2887,17 @@
               <a:graphicData uri="http://schemas.openxmlformats.org/drawingml/2006/picture">
                 <pic:pic xmlns:pic="http://schemas.openxmlformats.org/drawingml/2006/picture">
                   <pic:nvPicPr>
-                    <pic:cNvPr id="1868321238" name=""/>
+                    <pic:cNvPr id="1868321238" name="Imagen 1"/>
                     <pic:cNvPicPr/>
                   </pic:nvPicPr>
                   <pic:blipFill>
-                    <a:blip r:embed="rId16"/>
+                    <a:blip r:embed="rId17">
+                      <a:extLst>
+                        <a:ext uri="{28A0092B-C50C-407E-A947-70E740481C1C}">
+                          <a14:useLocalDpi xmlns:a14="http://schemas.microsoft.com/office/drawing/2010/main" val="0"/>
+                        </a:ext>
+                      </a:extLst>
+                    </a:blip>
                     <a:stretch>
                       <a:fillRect/>
                     </a:stretch>
@@ -596,7 +2905,7 @@
                   <pic:spPr>
                     <a:xfrm>
                       <a:off x="0" y="0"/>
-                      <a:ext cx="6735115" cy="2715004"/>
+                      <a:ext cx="6735115" cy="1957269"/>
                     </a:xfrm>
                     <a:prstGeom prst="rect">
                       <a:avLst/>
@@ -608,9 +2917,10 @@
           </wp:inline>
         </w:drawing>
       </w:r>
-    </w:p>
-    <w:p>
       <w:r>
+        <w:rPr>
+          <w:noProof/>
+        </w:rPr>
         <w:drawing>
           <wp:inline distT="0" distB="0" distL="0" distR="0" wp14:anchorId="11543A12" wp14:editId="67447251">
             <wp:extent cx="4153480" cy="1076475"/>
@@ -627,7 +2937,7 @@
                     <pic:cNvPicPr/>
                   </pic:nvPicPr>
                   <pic:blipFill>
-                    <a:blip r:embed="rId17"/>
+                    <a:blip r:embed="rId18"/>
                     <a:stretch>
                       <a:fillRect/>
                     </a:stretch>
@@ -650,11 +2960,490 @@
     </w:p>
     <w:p>
       <w:r>
+        <w:rPr>
+          <w:noProof/>
+        </w:rPr>
         <w:lastRenderedPageBreak/>
+        <mc:AlternateContent>
+          <mc:Choice Requires="wpg">
+            <w:drawing>
+              <wp:anchor distT="0" distB="0" distL="114300" distR="114300" simplePos="0" relativeHeight="251695104" behindDoc="0" locked="0" layoutInCell="1" allowOverlap="1" wp14:anchorId="798068B1" wp14:editId="2275E328">
+                <wp:simplePos x="0" y="0"/>
+                <wp:positionH relativeFrom="column">
+                  <wp:posOffset>6015990</wp:posOffset>
+                </wp:positionH>
+                <wp:positionV relativeFrom="paragraph">
+                  <wp:posOffset>3682365</wp:posOffset>
+                </wp:positionV>
+                <wp:extent cx="1135380" cy="1076960"/>
+                <wp:effectExtent l="95250" t="76200" r="26670" b="8890"/>
+                <wp:wrapNone/>
+                <wp:docPr id="55272242" name="Grupo 4"/>
+                <wp:cNvGraphicFramePr/>
+                <a:graphic xmlns:a="http://schemas.openxmlformats.org/drawingml/2006/main">
+                  <a:graphicData uri="http://schemas.microsoft.com/office/word/2010/wordprocessingGroup">
+                    <wpg:wgp>
+                      <wpg:cNvGrpSpPr/>
+                      <wpg:grpSpPr>
+                        <a:xfrm>
+                          <a:off x="0" y="0"/>
+                          <a:ext cx="1135380" cy="1076960"/>
+                          <a:chOff x="0" y="0"/>
+                          <a:chExt cx="1135380" cy="1076960"/>
+                        </a:xfrm>
+                      </wpg:grpSpPr>
+                      <wps:wsp>
+                        <wps:cNvPr id="856040529" name="Estrella: 5 puntas 2"/>
+                        <wps:cNvSpPr/>
+                        <wps:spPr>
+                          <a:xfrm>
+                            <a:off x="0" y="0"/>
+                            <a:ext cx="1122680" cy="975360"/>
+                          </a:xfrm>
+                          <a:prstGeom prst="star5">
+                            <a:avLst/>
+                          </a:prstGeom>
+                          <a:solidFill>
+                            <a:srgbClr val="00B0F0"/>
+                          </a:solidFill>
+                          <a:ln w="57150">
+                            <a:solidFill>
+                              <a:srgbClr val="002060"/>
+                            </a:solidFill>
+                          </a:ln>
+                        </wps:spPr>
+                        <wps:style>
+                          <a:lnRef idx="2">
+                            <a:schemeClr val="accent1">
+                              <a:shade val="15000"/>
+                            </a:schemeClr>
+                          </a:lnRef>
+                          <a:fillRef idx="1">
+                            <a:schemeClr val="accent1"/>
+                          </a:fillRef>
+                          <a:effectRef idx="0">
+                            <a:schemeClr val="accent1"/>
+                          </a:effectRef>
+                          <a:fontRef idx="minor">
+                            <a:schemeClr val="lt1"/>
+                          </a:fontRef>
+                        </wps:style>
+                        <wps:bodyPr rot="0" spcFirstLastPara="0" vertOverflow="overflow" horzOverflow="overflow" vert="horz" wrap="square" lIns="91440" tIns="45720" rIns="91440" bIns="45720" numCol="1" spcCol="0" rtlCol="0" fromWordArt="0" anchor="ctr" anchorCtr="0" forceAA="0" compatLnSpc="1">
+                          <a:prstTxWarp prst="textNoShape">
+                            <a:avLst/>
+                          </a:prstTxWarp>
+                          <a:noAutofit/>
+                        </wps:bodyPr>
+                      </wps:wsp>
+                      <wps:wsp>
+                        <wps:cNvPr id="1253978246" name="Cuadro de texto 3"/>
+                        <wps:cNvSpPr txBox="1"/>
+                        <wps:spPr>
+                          <a:xfrm>
+                            <a:off x="1270" y="71120"/>
+                            <a:ext cx="1134110" cy="1005840"/>
+                          </a:xfrm>
+                          <a:prstGeom prst="rect">
+                            <a:avLst/>
+                          </a:prstGeom>
+                          <a:noFill/>
+                          <a:ln w="6350">
+                            <a:noFill/>
+                          </a:ln>
+                        </wps:spPr>
+                        <wps:txbx>
+                          <w:txbxContent>
+                            <w:p>
+                              <w:pPr>
+                                <w:jc w:val="center"/>
+                                <w:rPr>
+                                  <w:sz w:val="96"/>
+                                  <w:szCs w:val="96"/>
+                                  <w:lang w:val="es-MX"/>
+                                </w:rPr>
+                              </w:pPr>
+                              <w:r>
+                                <w:rPr>
+                                  <w:sz w:val="96"/>
+                                  <w:szCs w:val="96"/>
+                                  <w:lang w:val="es-MX"/>
+                                </w:rPr>
+                                <w:t>10</w:t>
+                              </w:r>
+                            </w:p>
+                          </w:txbxContent>
+                        </wps:txbx>
+                        <wps:bodyPr rot="0" spcFirstLastPara="0" vertOverflow="overflow" horzOverflow="overflow" vert="horz" wrap="square" lIns="91440" tIns="45720" rIns="91440" bIns="45720" numCol="1" spcCol="0" rtlCol="0" fromWordArt="0" anchor="t" anchorCtr="0" forceAA="0" compatLnSpc="1">
+                          <a:prstTxWarp prst="textNoShape">
+                            <a:avLst/>
+                          </a:prstTxWarp>
+                          <a:noAutofit/>
+                        </wps:bodyPr>
+                      </wps:wsp>
+                    </wpg:wgp>
+                  </a:graphicData>
+                </a:graphic>
+              </wp:anchor>
+            </w:drawing>
+          </mc:Choice>
+          <mc:Fallback>
+            <w:pict>
+              <v:group w14:anchorId="798068B1" id="_x0000_s1053" style="position:absolute;margin-left:473.7pt;margin-top:289.95pt;width:89.4pt;height:84.8pt;z-index:251695104" coordsize="11353,10769" o:gfxdata="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">
+                <v:shape id="Estrella: 5 puntas 2" o:spid="_x0000_s1054" style="position:absolute;width:11226;height:9753;visibility:visible;mso-wrap-style:square;v-text-anchor:middle" coordsize="1122680,975360" o:gfxdata="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" path="m1,372553r428827,3l561340,,693852,372556r428827,-3l775749,602803,908266,975358,561340,745104,214414,975358,346931,602803,1,372553xe" fillcolor="#00b0f0" strokecolor="#002060" strokeweight="4.5pt">
+                  <v:stroke joinstyle="miter"/>
+                  <v:path arrowok="t" o:connecttype="custom" o:connectlocs="1,372553;428828,372556;561340,0;693852,372556;1122679,372553;775749,602803;908266,975358;561340,745104;214414,975358;346931,602803;1,372553" o:connectangles="0,0,0,0,0,0,0,0,0,0,0"/>
+                </v:shape>
+                <v:shape id="Cuadro de texto 3" o:spid="_x0000_s1055" type="#_x0000_t202" style="position:absolute;left:12;top:711;width:11341;height:10058;visibility:visible;mso-wrap-style:square;v-text-anchor:top" o:gfxdata="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" filled="f" stroked="f" strokeweight=".5pt">
+                  <v:textbox>
+                    <w:txbxContent>
+                      <w:p>
+                        <w:pPr>
+                          <w:jc w:val="center"/>
+                          <w:rPr>
+                            <w:sz w:val="96"/>
+                            <w:szCs w:val="96"/>
+                            <w:lang w:val="es-MX"/>
+                          </w:rPr>
+                        </w:pPr>
+                        <w:r>
+                          <w:rPr>
+                            <w:sz w:val="96"/>
+                            <w:szCs w:val="96"/>
+                            <w:lang w:val="es-MX"/>
+                          </w:rPr>
+                          <w:t>10</w:t>
+                        </w:r>
+                      </w:p>
+                    </w:txbxContent>
+                  </v:textbox>
+                </v:shape>
+              </v:group>
+            </w:pict>
+          </mc:Fallback>
+        </mc:AlternateContent>
+      </w:r>
+      <w:r>
+        <w:rPr>
+          <w:noProof/>
+        </w:rPr>
+        <mc:AlternateContent>
+          <mc:Choice Requires="wps">
+            <w:drawing>
+              <wp:anchor distT="0" distB="0" distL="114300" distR="114300" simplePos="0" relativeHeight="251694080" behindDoc="1" locked="0" layoutInCell="1" allowOverlap="1" wp14:anchorId="118A6595" wp14:editId="0438AF1A">
+                <wp:simplePos x="0" y="0"/>
+                <wp:positionH relativeFrom="page">
+                  <wp:posOffset>3717</wp:posOffset>
+                </wp:positionH>
+                <wp:positionV relativeFrom="paragraph">
+                  <wp:posOffset>3651931</wp:posOffset>
+                </wp:positionV>
+                <wp:extent cx="7777480" cy="203200"/>
+                <wp:effectExtent l="0" t="0" r="13970" b="25400"/>
+                <wp:wrapNone/>
+                <wp:docPr id="1146422963" name="Rectángulo 5"/>
+                <wp:cNvGraphicFramePr/>
+                <a:graphic xmlns:a="http://schemas.openxmlformats.org/drawingml/2006/main">
+                  <a:graphicData uri="http://schemas.microsoft.com/office/word/2010/wordprocessingShape">
+                    <wps:wsp>
+                      <wps:cNvSpPr/>
+                      <wps:spPr>
+                        <a:xfrm>
+                          <a:off x="0" y="0"/>
+                          <a:ext cx="7777480" cy="203200"/>
+                        </a:xfrm>
+                        <a:prstGeom prst="rect">
+                          <a:avLst/>
+                        </a:prstGeom>
+                        <a:solidFill>
+                          <a:srgbClr val="002060"/>
+                        </a:solidFill>
+                      </wps:spPr>
+                      <wps:style>
+                        <a:lnRef idx="2">
+                          <a:schemeClr val="accent1">
+                            <a:shade val="15000"/>
+                          </a:schemeClr>
+                        </a:lnRef>
+                        <a:fillRef idx="1">
+                          <a:schemeClr val="accent1"/>
+                        </a:fillRef>
+                        <a:effectRef idx="0">
+                          <a:schemeClr val="accent1"/>
+                        </a:effectRef>
+                        <a:fontRef idx="minor">
+                          <a:schemeClr val="lt1"/>
+                        </a:fontRef>
+                      </wps:style>
+                      <wps:bodyPr rot="0" spcFirstLastPara="0" vertOverflow="overflow" horzOverflow="overflow" vert="horz" wrap="square" lIns="91440" tIns="45720" rIns="91440" bIns="45720" numCol="1" spcCol="0" rtlCol="0" fromWordArt="0" anchor="ctr" anchorCtr="0" forceAA="0" compatLnSpc="1">
+                        <a:prstTxWarp prst="textNoShape">
+                          <a:avLst/>
+                        </a:prstTxWarp>
+                        <a:noAutofit/>
+                      </wps:bodyPr>
+                    </wps:wsp>
+                  </a:graphicData>
+                </a:graphic>
+                <wp14:sizeRelH relativeFrom="margin">
+                  <wp14:pctWidth>0</wp14:pctWidth>
+                </wp14:sizeRelH>
+              </wp:anchor>
+            </w:drawing>
+          </mc:Choice>
+          <mc:Fallback>
+            <w:pict>
+              <v:rect w14:anchorId="75F2BB0C" id="Rectángulo 5" o:spid="_x0000_s1026" style="position:absolute;margin-left:.3pt;margin-top:287.55pt;width:612.4pt;height:16pt;z-index:-251622400;visibility:visible;mso-wrap-style:square;mso-width-percent:0;mso-wrap-distance-left:9pt;mso-wrap-distance-top:0;mso-wrap-distance-right:9pt;mso-wrap-distance-bottom:0;mso-position-horizontal:absolute;mso-position-horizontal-relative:page;mso-position-vertical:absolute;mso-position-vertical-relative:text;mso-width-percent:0;mso-width-relative:margin;v-text-anchor:middle" o:gfxdata="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" fillcolor="#002060" strokecolor="#09101d [484]" strokeweight="1pt">
+                <w10:wrap anchorx="page"/>
+              </v:rect>
+            </w:pict>
+          </mc:Fallback>
+        </mc:AlternateContent>
+      </w:r>
+      <w:r>
+        <w:rPr>
+          <w:noProof/>
+        </w:rPr>
+        <mc:AlternateContent>
+          <mc:Choice Requires="wpg">
+            <w:drawing>
+              <wp:anchor distT="0" distB="0" distL="114300" distR="114300" simplePos="0" relativeHeight="251692032" behindDoc="0" locked="0" layoutInCell="1" allowOverlap="1" wp14:anchorId="422308B2" wp14:editId="5522CC4C">
+                <wp:simplePos x="0" y="0"/>
+                <wp:positionH relativeFrom="column">
+                  <wp:posOffset>6038215</wp:posOffset>
+                </wp:positionH>
+                <wp:positionV relativeFrom="paragraph">
+                  <wp:posOffset>-221615</wp:posOffset>
+                </wp:positionV>
+                <wp:extent cx="1135380" cy="1076960"/>
+                <wp:effectExtent l="95250" t="76200" r="26670" b="8890"/>
+                <wp:wrapNone/>
+                <wp:docPr id="1406662609" name="Grupo 4"/>
+                <wp:cNvGraphicFramePr/>
+                <a:graphic xmlns:a="http://schemas.openxmlformats.org/drawingml/2006/main">
+                  <a:graphicData uri="http://schemas.microsoft.com/office/word/2010/wordprocessingGroup">
+                    <wpg:wgp>
+                      <wpg:cNvGrpSpPr/>
+                      <wpg:grpSpPr>
+                        <a:xfrm>
+                          <a:off x="0" y="0"/>
+                          <a:ext cx="1135380" cy="1076960"/>
+                          <a:chOff x="0" y="0"/>
+                          <a:chExt cx="1135380" cy="1076960"/>
+                        </a:xfrm>
+                      </wpg:grpSpPr>
+                      <wps:wsp>
+                        <wps:cNvPr id="1933246643" name="Estrella: 5 puntas 2"/>
+                        <wps:cNvSpPr/>
+                        <wps:spPr>
+                          <a:xfrm>
+                            <a:off x="0" y="0"/>
+                            <a:ext cx="1122680" cy="975360"/>
+                          </a:xfrm>
+                          <a:prstGeom prst="star5">
+                            <a:avLst/>
+                          </a:prstGeom>
+                          <a:solidFill>
+                            <a:srgbClr val="00B0F0"/>
+                          </a:solidFill>
+                          <a:ln w="57150">
+                            <a:solidFill>
+                              <a:srgbClr val="002060"/>
+                            </a:solidFill>
+                          </a:ln>
+                        </wps:spPr>
+                        <wps:style>
+                          <a:lnRef idx="2">
+                            <a:schemeClr val="accent1">
+                              <a:shade val="15000"/>
+                            </a:schemeClr>
+                          </a:lnRef>
+                          <a:fillRef idx="1">
+                            <a:schemeClr val="accent1"/>
+                          </a:fillRef>
+                          <a:effectRef idx="0">
+                            <a:schemeClr val="accent1"/>
+                          </a:effectRef>
+                          <a:fontRef idx="minor">
+                            <a:schemeClr val="lt1"/>
+                          </a:fontRef>
+                        </wps:style>
+                        <wps:bodyPr rot="0" spcFirstLastPara="0" vertOverflow="overflow" horzOverflow="overflow" vert="horz" wrap="square" lIns="91440" tIns="45720" rIns="91440" bIns="45720" numCol="1" spcCol="0" rtlCol="0" fromWordArt="0" anchor="ctr" anchorCtr="0" forceAA="0" compatLnSpc="1">
+                          <a:prstTxWarp prst="textNoShape">
+                            <a:avLst/>
+                          </a:prstTxWarp>
+                          <a:noAutofit/>
+                        </wps:bodyPr>
+                      </wps:wsp>
+                      <wps:wsp>
+                        <wps:cNvPr id="718530516" name="Cuadro de texto 3"/>
+                        <wps:cNvSpPr txBox="1"/>
+                        <wps:spPr>
+                          <a:xfrm>
+                            <a:off x="1270" y="71120"/>
+                            <a:ext cx="1134110" cy="1005840"/>
+                          </a:xfrm>
+                          <a:prstGeom prst="rect">
+                            <a:avLst/>
+                          </a:prstGeom>
+                          <a:noFill/>
+                          <a:ln w="6350">
+                            <a:noFill/>
+                          </a:ln>
+                        </wps:spPr>
+                        <wps:txbx>
+                          <w:txbxContent>
+                            <w:p>
+                              <w:pPr>
+                                <w:jc w:val="center"/>
+                                <w:rPr>
+                                  <w:sz w:val="96"/>
+                                  <w:szCs w:val="96"/>
+                                  <w:lang w:val="es-MX"/>
+                                </w:rPr>
+                              </w:pPr>
+                              <w:r>
+                                <w:rPr>
+                                  <w:sz w:val="96"/>
+                                  <w:szCs w:val="96"/>
+                                  <w:lang w:val="es-MX"/>
+                                </w:rPr>
+                                <w:t>9</w:t>
+                              </w:r>
+                            </w:p>
+                          </w:txbxContent>
+                        </wps:txbx>
+                        <wps:bodyPr rot="0" spcFirstLastPara="0" vertOverflow="overflow" horzOverflow="overflow" vert="horz" wrap="square" lIns="91440" tIns="45720" rIns="91440" bIns="45720" numCol="1" spcCol="0" rtlCol="0" fromWordArt="0" anchor="t" anchorCtr="0" forceAA="0" compatLnSpc="1">
+                          <a:prstTxWarp prst="textNoShape">
+                            <a:avLst/>
+                          </a:prstTxWarp>
+                          <a:noAutofit/>
+                        </wps:bodyPr>
+                      </wps:wsp>
+                    </wpg:wgp>
+                  </a:graphicData>
+                </a:graphic>
+              </wp:anchor>
+            </w:drawing>
+          </mc:Choice>
+          <mc:Fallback>
+            <w:pict>
+              <v:group w14:anchorId="422308B2" id="_x0000_s1056" style="position:absolute;margin-left:475.45pt;margin-top:-17.45pt;width:89.4pt;height:84.8pt;z-index:251692032" coordsize="11353,10769" o:gfxdata="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">
+                <v:shape id="Estrella: 5 puntas 2" o:spid="_x0000_s1057" style="position:absolute;width:11226;height:9753;visibility:visible;mso-wrap-style:square;v-text-anchor:middle" coordsize="1122680,975360" o:gfxdata="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" path="m1,372553r428827,3l561340,,693852,372556r428827,-3l775749,602803,908266,975358,561340,745104,214414,975358,346931,602803,1,372553xe" fillcolor="#00b0f0" strokecolor="#002060" strokeweight="4.5pt">
+                  <v:stroke joinstyle="miter"/>
+                  <v:path arrowok="t" o:connecttype="custom" o:connectlocs="1,372553;428828,372556;561340,0;693852,372556;1122679,372553;775749,602803;908266,975358;561340,745104;214414,975358;346931,602803;1,372553" o:connectangles="0,0,0,0,0,0,0,0,0,0,0"/>
+                </v:shape>
+                <v:shape id="Cuadro de texto 3" o:spid="_x0000_s1058" type="#_x0000_t202" style="position:absolute;left:12;top:711;width:11341;height:10058;visibility:visible;mso-wrap-style:square;v-text-anchor:top" o:gfxdata="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" filled="f" stroked="f" strokeweight=".5pt">
+                  <v:textbox>
+                    <w:txbxContent>
+                      <w:p>
+                        <w:pPr>
+                          <w:jc w:val="center"/>
+                          <w:rPr>
+                            <w:sz w:val="96"/>
+                            <w:szCs w:val="96"/>
+                            <w:lang w:val="es-MX"/>
+                          </w:rPr>
+                        </w:pPr>
+                        <w:r>
+                          <w:rPr>
+                            <w:sz w:val="96"/>
+                            <w:szCs w:val="96"/>
+                            <w:lang w:val="es-MX"/>
+                          </w:rPr>
+                          <w:t>9</w:t>
+                        </w:r>
+                      </w:p>
+                    </w:txbxContent>
+                  </v:textbox>
+                </v:shape>
+              </v:group>
+            </w:pict>
+          </mc:Fallback>
+        </mc:AlternateContent>
+      </w:r>
+      <w:r>
+        <w:rPr>
+          <w:noProof/>
+        </w:rPr>
+        <mc:AlternateContent>
+          <mc:Choice Requires="wps">
+            <w:drawing>
+              <wp:anchor distT="0" distB="0" distL="114300" distR="114300" simplePos="0" relativeHeight="251691008" behindDoc="1" locked="0" layoutInCell="1" allowOverlap="1" wp14:anchorId="6EE76F07" wp14:editId="33045BC6">
+                <wp:simplePos x="0" y="0"/>
+                <wp:positionH relativeFrom="page">
+                  <wp:posOffset>26019</wp:posOffset>
+                </wp:positionH>
+                <wp:positionV relativeFrom="paragraph">
+                  <wp:posOffset>-176081</wp:posOffset>
+                </wp:positionV>
+                <wp:extent cx="7777480" cy="203200"/>
+                <wp:effectExtent l="0" t="0" r="13970" b="25400"/>
+                <wp:wrapNone/>
+                <wp:docPr id="223643657" name="Rectángulo 5"/>
+                <wp:cNvGraphicFramePr/>
+                <a:graphic xmlns:a="http://schemas.openxmlformats.org/drawingml/2006/main">
+                  <a:graphicData uri="http://schemas.microsoft.com/office/word/2010/wordprocessingShape">
+                    <wps:wsp>
+                      <wps:cNvSpPr/>
+                      <wps:spPr>
+                        <a:xfrm>
+                          <a:off x="0" y="0"/>
+                          <a:ext cx="7777480" cy="203200"/>
+                        </a:xfrm>
+                        <a:prstGeom prst="rect">
+                          <a:avLst/>
+                        </a:prstGeom>
+                        <a:solidFill>
+                          <a:srgbClr val="002060"/>
+                        </a:solidFill>
+                      </wps:spPr>
+                      <wps:style>
+                        <a:lnRef idx="2">
+                          <a:schemeClr val="accent1">
+                            <a:shade val="15000"/>
+                          </a:schemeClr>
+                        </a:lnRef>
+                        <a:fillRef idx="1">
+                          <a:schemeClr val="accent1"/>
+                        </a:fillRef>
+                        <a:effectRef idx="0">
+                          <a:schemeClr val="accent1"/>
+                        </a:effectRef>
+                        <a:fontRef idx="minor">
+                          <a:schemeClr val="lt1"/>
+                        </a:fontRef>
+                      </wps:style>
+                      <wps:bodyPr rot="0" spcFirstLastPara="0" vertOverflow="overflow" horzOverflow="overflow" vert="horz" wrap="square" lIns="91440" tIns="45720" rIns="91440" bIns="45720" numCol="1" spcCol="0" rtlCol="0" fromWordArt="0" anchor="ctr" anchorCtr="0" forceAA="0" compatLnSpc="1">
+                        <a:prstTxWarp prst="textNoShape">
+                          <a:avLst/>
+                        </a:prstTxWarp>
+                        <a:noAutofit/>
+                      </wps:bodyPr>
+                    </wps:wsp>
+                  </a:graphicData>
+                </a:graphic>
+                <wp14:sizeRelH relativeFrom="margin">
+                  <wp14:pctWidth>0</wp14:pctWidth>
+                </wp14:sizeRelH>
+              </wp:anchor>
+            </w:drawing>
+          </mc:Choice>
+          <mc:Fallback>
+            <w:pict>
+              <v:rect w14:anchorId="6C163F49" id="Rectángulo 5" o:spid="_x0000_s1026" style="position:absolute;margin-left:2.05pt;margin-top:-13.85pt;width:612.4pt;height:16pt;z-index:-251625472;visibility:visible;mso-wrap-style:square;mso-width-percent:0;mso-wrap-distance-left:9pt;mso-wrap-distance-top:0;mso-wrap-distance-right:9pt;mso-wrap-distance-bottom:0;mso-position-horizontal:absolute;mso-position-horizontal-relative:page;mso-position-vertical:absolute;mso-position-vertical-relative:text;mso-width-percent:0;mso-width-relative:margin;v-text-anchor:middle" o:gfxdata="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" fillcolor="#002060" strokecolor="#09101d [484]" strokeweight="1pt">
+                <w10:wrap anchorx="page"/>
+              </v:rect>
+            </w:pict>
+          </mc:Fallback>
+        </mc:AlternateContent>
+      </w:r>
+      <w:r>
+        <w:rPr>
+          <w:noProof/>
+        </w:rPr>
         <w:drawing>
-          <wp:inline distT="0" distB="0" distL="0" distR="0" wp14:anchorId="1B7E2E81" wp14:editId="36DD8996">
-            <wp:extent cx="6858000" cy="3918585"/>
-            <wp:effectExtent l="0" t="0" r="0" b="5715"/>
+          <wp:inline distT="0" distB="0" distL="0" distR="0" wp14:anchorId="1B7E2E81" wp14:editId="49417E71">
+            <wp:extent cx="6858000" cy="2717700"/>
+            <wp:effectExtent l="0" t="0" r="0" b="6985"/>
             <wp:docPr id="1369173202" name="Imagen 1"/>
             <wp:cNvGraphicFramePr>
               <a:graphicFrameLocks xmlns:a="http://schemas.openxmlformats.org/drawingml/2006/main" noChangeAspect="1"/>
@@ -663,11 +3452,17 @@
               <a:graphicData uri="http://schemas.openxmlformats.org/drawingml/2006/picture">
                 <pic:pic xmlns:pic="http://schemas.openxmlformats.org/drawingml/2006/picture">
                   <pic:nvPicPr>
-                    <pic:cNvPr id="1369173202" name=""/>
+                    <pic:cNvPr id="1369173202" name="Imagen 1"/>
                     <pic:cNvPicPr/>
                   </pic:nvPicPr>
                   <pic:blipFill>
-                    <a:blip r:embed="rId18"/>
+                    <a:blip r:embed="rId19">
+                      <a:extLst>
+                        <a:ext uri="{28A0092B-C50C-407E-A947-70E740481C1C}">
+                          <a14:useLocalDpi xmlns:a14="http://schemas.microsoft.com/office/drawing/2010/main" val="0"/>
+                        </a:ext>
+                      </a:extLst>
+                    </a:blip>
                     <a:stretch>
                       <a:fillRect/>
                     </a:stretch>
@@ -675,7 +3470,7 @@
                   <pic:spPr>
                     <a:xfrm>
                       <a:off x="0" y="0"/>
-                      <a:ext cx="6858000" cy="3918585"/>
+                      <a:ext cx="6858000" cy="2717700"/>
                     </a:xfrm>
                     <a:prstGeom prst="rect">
                       <a:avLst/>
@@ -687,12 +3482,12 @@
           </wp:inline>
         </w:drawing>
       </w:r>
-    </w:p>
-    <w:p>
       <w:r>
-        <w:lastRenderedPageBreak/>
+        <w:rPr>
+          <w:noProof/>
+        </w:rPr>
         <w:drawing>
-          <wp:inline distT="0" distB="0" distL="0" distR="0" wp14:anchorId="0E608C84" wp14:editId="28FB5F99">
+          <wp:inline distT="0" distB="0" distL="0" distR="0" wp14:anchorId="0E608C84" wp14:editId="709C81C6">
             <wp:extent cx="4324954" cy="952633"/>
             <wp:effectExtent l="0" t="0" r="0" b="0"/>
             <wp:docPr id="2015879725" name="Imagen 1"/>
@@ -707,7 +3502,7 @@
                     <pic:cNvPicPr/>
                   </pic:nvPicPr>
                   <pic:blipFill>
-                    <a:blip r:embed="rId19"/>
+                    <a:blip r:embed="rId20"/>
                     <a:stretch>
                       <a:fillRect/>
                     </a:stretch>
@@ -727,10 +3522,15 @@
           </wp:inline>
         </w:drawing>
       </w:r>
+    </w:p>
+    <w:p>
       <w:r>
+        <w:rPr>
+          <w:noProof/>
+        </w:rPr>
         <w:drawing>
-          <wp:inline distT="0" distB="0" distL="0" distR="0" wp14:anchorId="01DE099B" wp14:editId="3E23260C">
-            <wp:extent cx="6763694" cy="4001058"/>
+          <wp:inline distT="0" distB="0" distL="0" distR="0" wp14:anchorId="01DE099B" wp14:editId="3DBC8B93">
+            <wp:extent cx="6763694" cy="2724172"/>
             <wp:effectExtent l="0" t="0" r="0" b="0"/>
             <wp:docPr id="424639848" name="Imagen 1"/>
             <wp:cNvGraphicFramePr>
@@ -740,11 +3540,17 @@
               <a:graphicData uri="http://schemas.openxmlformats.org/drawingml/2006/picture">
                 <pic:pic xmlns:pic="http://schemas.openxmlformats.org/drawingml/2006/picture">
                   <pic:nvPicPr>
-                    <pic:cNvPr id="424639848" name=""/>
+                    <pic:cNvPr id="424639848" name="Imagen 1"/>
                     <pic:cNvPicPr/>
                   </pic:nvPicPr>
                   <pic:blipFill>
-                    <a:blip r:embed="rId20"/>
+                    <a:blip r:embed="rId21">
+                      <a:extLst>
+                        <a:ext uri="{28A0092B-C50C-407E-A947-70E740481C1C}">
+                          <a14:useLocalDpi xmlns:a14="http://schemas.microsoft.com/office/drawing/2010/main" val="0"/>
+                        </a:ext>
+                      </a:extLst>
+                    </a:blip>
                     <a:stretch>
                       <a:fillRect/>
                     </a:stretch>
@@ -752,7 +3558,7 @@
                   <pic:spPr>
                     <a:xfrm>
                       <a:off x="0" y="0"/>
-                      <a:ext cx="6763694" cy="4001058"/>
+                      <a:ext cx="6763694" cy="2724172"/>
                     </a:xfrm>
                     <a:prstGeom prst="rect">
                       <a:avLst/>
@@ -765,6 +3571,9 @@
         </w:drawing>
       </w:r>
       <w:r>
+        <w:rPr>
+          <w:noProof/>
+        </w:rPr>
         <w:drawing>
           <wp:inline distT="0" distB="0" distL="0" distR="0" wp14:anchorId="06DDB56A" wp14:editId="02854DFF">
             <wp:extent cx="4182059" cy="1181265"/>
@@ -781,7 +3590,7 @@
                     <pic:cNvPicPr/>
                   </pic:nvPicPr>
                   <pic:blipFill>
-                    <a:blip r:embed="rId21"/>
+                    <a:blip r:embed="rId22"/>
                     <a:stretch>
                       <a:fillRect/>
                     </a:stretch>
@@ -805,11 +3614,268 @@
     <w:p/>
     <w:p>
       <w:r>
+        <w:rPr>
+          <w:noProof/>
+        </w:rPr>
         <w:lastRenderedPageBreak/>
+        <mc:AlternateContent>
+          <mc:Choice Requires="wps">
+            <w:drawing>
+              <wp:anchor distT="0" distB="0" distL="114300" distR="114300" simplePos="0" relativeHeight="251697152" behindDoc="1" locked="0" layoutInCell="1" allowOverlap="1" wp14:anchorId="3DEE5622" wp14:editId="6558BA40">
+                <wp:simplePos x="0" y="0"/>
+                <wp:positionH relativeFrom="page">
+                  <wp:posOffset>-15612</wp:posOffset>
+                </wp:positionH>
+                <wp:positionV relativeFrom="paragraph">
+                  <wp:posOffset>-105410</wp:posOffset>
+                </wp:positionV>
+                <wp:extent cx="7777480" cy="203200"/>
+                <wp:effectExtent l="0" t="0" r="13970" b="25400"/>
+                <wp:wrapNone/>
+                <wp:docPr id="790513157" name="Rectángulo 5"/>
+                <wp:cNvGraphicFramePr/>
+                <a:graphic xmlns:a="http://schemas.openxmlformats.org/drawingml/2006/main">
+                  <a:graphicData uri="http://schemas.microsoft.com/office/word/2010/wordprocessingShape">
+                    <wps:wsp>
+                      <wps:cNvSpPr/>
+                      <wps:spPr>
+                        <a:xfrm>
+                          <a:off x="0" y="0"/>
+                          <a:ext cx="7777480" cy="203200"/>
+                        </a:xfrm>
+                        <a:prstGeom prst="rect">
+                          <a:avLst/>
+                        </a:prstGeom>
+                        <a:solidFill>
+                          <a:srgbClr val="002060"/>
+                        </a:solidFill>
+                      </wps:spPr>
+                      <wps:style>
+                        <a:lnRef idx="2">
+                          <a:schemeClr val="accent1">
+                            <a:shade val="15000"/>
+                          </a:schemeClr>
+                        </a:lnRef>
+                        <a:fillRef idx="1">
+                          <a:schemeClr val="accent1"/>
+                        </a:fillRef>
+                        <a:effectRef idx="0">
+                          <a:schemeClr val="accent1"/>
+                        </a:effectRef>
+                        <a:fontRef idx="minor">
+                          <a:schemeClr val="lt1"/>
+                        </a:fontRef>
+                      </wps:style>
+                      <wps:bodyPr rot="0" spcFirstLastPara="0" vertOverflow="overflow" horzOverflow="overflow" vert="horz" wrap="square" lIns="91440" tIns="45720" rIns="91440" bIns="45720" numCol="1" spcCol="0" rtlCol="0" fromWordArt="0" anchor="ctr" anchorCtr="0" forceAA="0" compatLnSpc="1">
+                        <a:prstTxWarp prst="textNoShape">
+                          <a:avLst/>
+                        </a:prstTxWarp>
+                        <a:noAutofit/>
+                      </wps:bodyPr>
+                    </wps:wsp>
+                  </a:graphicData>
+                </a:graphic>
+                <wp14:sizeRelH relativeFrom="margin">
+                  <wp14:pctWidth>0</wp14:pctWidth>
+                </wp14:sizeRelH>
+              </wp:anchor>
+            </w:drawing>
+          </mc:Choice>
+          <mc:Fallback>
+            <w:pict>
+              <v:rect w14:anchorId="25D1B01C" id="Rectángulo 5" o:spid="_x0000_s1026" style="position:absolute;margin-left:-1.25pt;margin-top:-8.3pt;width:612.4pt;height:16pt;z-index:-251619328;visibility:visible;mso-wrap-style:square;mso-width-percent:0;mso-wrap-distance-left:9pt;mso-wrap-distance-top:0;mso-wrap-distance-right:9pt;mso-wrap-distance-bottom:0;mso-position-horizontal:absolute;mso-position-horizontal-relative:page;mso-position-vertical:absolute;mso-position-vertical-relative:text;mso-width-percent:0;mso-width-relative:margin;v-text-anchor:middle" o:gfxdata="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" fillcolor="#002060" strokecolor="#09101d [484]" strokeweight="1pt">
+                <w10:wrap anchorx="page"/>
+              </v:rect>
+            </w:pict>
+          </mc:Fallback>
+        </mc:AlternateContent>
+      </w:r>
+      <w:r>
+        <w:rPr>
+          <w:noProof/>
+        </w:rPr>
+        <mc:AlternateContent>
+          <mc:Choice Requires="wpg">
+            <w:drawing>
+              <wp:anchor distT="0" distB="0" distL="114300" distR="114300" simplePos="0" relativeHeight="251698176" behindDoc="0" locked="0" layoutInCell="1" allowOverlap="1" wp14:anchorId="5C2A0231" wp14:editId="613AA8C8">
+                <wp:simplePos x="0" y="0"/>
+                <wp:positionH relativeFrom="column">
+                  <wp:posOffset>6058427</wp:posOffset>
+                </wp:positionH>
+                <wp:positionV relativeFrom="paragraph">
+                  <wp:posOffset>-252126</wp:posOffset>
+                </wp:positionV>
+                <wp:extent cx="1135380" cy="1076960"/>
+                <wp:effectExtent l="95250" t="76200" r="26670" b="8890"/>
+                <wp:wrapNone/>
+                <wp:docPr id="1813563979" name="Grupo 4"/>
+                <wp:cNvGraphicFramePr/>
+                <a:graphic xmlns:a="http://schemas.openxmlformats.org/drawingml/2006/main">
+                  <a:graphicData uri="http://schemas.microsoft.com/office/word/2010/wordprocessingGroup">
+                    <wpg:wgp>
+                      <wpg:cNvGrpSpPr/>
+                      <wpg:grpSpPr>
+                        <a:xfrm>
+                          <a:off x="0" y="0"/>
+                          <a:ext cx="1135380" cy="1076960"/>
+                          <a:chOff x="0" y="0"/>
+                          <a:chExt cx="1135380" cy="1076960"/>
+                        </a:xfrm>
+                      </wpg:grpSpPr>
+                      <wps:wsp>
+                        <wps:cNvPr id="690270686" name="Estrella: 5 puntas 2"/>
+                        <wps:cNvSpPr/>
+                        <wps:spPr>
+                          <a:xfrm>
+                            <a:off x="0" y="0"/>
+                            <a:ext cx="1122680" cy="975360"/>
+                          </a:xfrm>
+                          <a:prstGeom prst="star5">
+                            <a:avLst/>
+                          </a:prstGeom>
+                          <a:solidFill>
+                            <a:srgbClr val="00B0F0"/>
+                          </a:solidFill>
+                          <a:ln w="57150">
+                            <a:solidFill>
+                              <a:srgbClr val="002060"/>
+                            </a:solidFill>
+                          </a:ln>
+                        </wps:spPr>
+                        <wps:style>
+                          <a:lnRef idx="2">
+                            <a:schemeClr val="accent1">
+                              <a:shade val="15000"/>
+                            </a:schemeClr>
+                          </a:lnRef>
+                          <a:fillRef idx="1">
+                            <a:schemeClr val="accent1"/>
+                          </a:fillRef>
+                          <a:effectRef idx="0">
+                            <a:schemeClr val="accent1"/>
+                          </a:effectRef>
+                          <a:fontRef idx="minor">
+                            <a:schemeClr val="lt1"/>
+                          </a:fontRef>
+                        </wps:style>
+                        <wps:bodyPr rot="0" spcFirstLastPara="0" vertOverflow="overflow" horzOverflow="overflow" vert="horz" wrap="square" lIns="91440" tIns="45720" rIns="91440" bIns="45720" numCol="1" spcCol="0" rtlCol="0" fromWordArt="0" anchor="ctr" anchorCtr="0" forceAA="0" compatLnSpc="1">
+                          <a:prstTxWarp prst="textNoShape">
+                            <a:avLst/>
+                          </a:prstTxWarp>
+                          <a:noAutofit/>
+                        </wps:bodyPr>
+                      </wps:wsp>
+                      <wps:wsp>
+                        <wps:cNvPr id="767851025" name="Cuadro de texto 3"/>
+                        <wps:cNvSpPr txBox="1"/>
+                        <wps:spPr>
+                          <a:xfrm>
+                            <a:off x="1270" y="71120"/>
+                            <a:ext cx="1134110" cy="1005840"/>
+                          </a:xfrm>
+                          <a:prstGeom prst="rect">
+                            <a:avLst/>
+                          </a:prstGeom>
+                          <a:noFill/>
+                          <a:ln w="6350">
+                            <a:noFill/>
+                          </a:ln>
+                        </wps:spPr>
+                        <wps:txbx>
+                          <w:txbxContent>
+                            <w:p>
+                              <w:pPr>
+                                <w:jc w:val="center"/>
+                                <w:rPr>
+                                  <w:sz w:val="96"/>
+                                  <w:szCs w:val="96"/>
+                                  <w:lang w:val="es-MX"/>
+                                </w:rPr>
+                              </w:pPr>
+                              <w:r>
+                                <w:rPr>
+                                  <w:sz w:val="96"/>
+                                  <w:szCs w:val="96"/>
+                                  <w:lang w:val="es-MX"/>
+                                </w:rPr>
+                                <w:t>1</w:t>
+                              </w:r>
+                              <w:r>
+                                <w:rPr>
+                                  <w:sz w:val="96"/>
+                                  <w:szCs w:val="96"/>
+                                  <w:lang w:val="es-MX"/>
+                                </w:rPr>
+                                <w:t>1</w:t>
+                              </w:r>
+                            </w:p>
+                          </w:txbxContent>
+                        </wps:txbx>
+                        <wps:bodyPr rot="0" spcFirstLastPara="0" vertOverflow="overflow" horzOverflow="overflow" vert="horz" wrap="square" lIns="91440" tIns="45720" rIns="91440" bIns="45720" numCol="1" spcCol="0" rtlCol="0" fromWordArt="0" anchor="t" anchorCtr="0" forceAA="0" compatLnSpc="1">
+                          <a:prstTxWarp prst="textNoShape">
+                            <a:avLst/>
+                          </a:prstTxWarp>
+                          <a:noAutofit/>
+                        </wps:bodyPr>
+                      </wps:wsp>
+                    </wpg:wgp>
+                  </a:graphicData>
+                </a:graphic>
+              </wp:anchor>
+            </w:drawing>
+          </mc:Choice>
+          <mc:Fallback>
+            <w:pict>
+              <v:group w14:anchorId="5C2A0231" id="_x0000_s1059" style="position:absolute;margin-left:477.05pt;margin-top:-19.85pt;width:89.4pt;height:84.8pt;z-index:251698176" coordsize="11353,10769" o:gfxdata="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">
+                <v:shape id="Estrella: 5 puntas 2" o:spid="_x0000_s1060" style="position:absolute;width:11226;height:9753;visibility:visible;mso-wrap-style:square;v-text-anchor:middle" coordsize="1122680,975360" o:gfxdata="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" path="m1,372553r428827,3l561340,,693852,372556r428827,-3l775749,602803,908266,975358,561340,745104,214414,975358,346931,602803,1,372553xe" fillcolor="#00b0f0" strokecolor="#002060" strokeweight="4.5pt">
+                  <v:stroke joinstyle="miter"/>
+                  <v:path arrowok="t" o:connecttype="custom" o:connectlocs="1,372553;428828,372556;561340,0;693852,372556;1122679,372553;775749,602803;908266,975358;561340,745104;214414,975358;346931,602803;1,372553" o:connectangles="0,0,0,0,0,0,0,0,0,0,0"/>
+                </v:shape>
+                <v:shape id="Cuadro de texto 3" o:spid="_x0000_s1061" type="#_x0000_t202" style="position:absolute;left:12;top:711;width:11341;height:10058;visibility:visible;mso-wrap-style:square;v-text-anchor:top" o:gfxdata="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" filled="f" stroked="f" strokeweight=".5pt">
+                  <v:textbox>
+                    <w:txbxContent>
+                      <w:p>
+                        <w:pPr>
+                          <w:jc w:val="center"/>
+                          <w:rPr>
+                            <w:sz w:val="96"/>
+                            <w:szCs w:val="96"/>
+                            <w:lang w:val="es-MX"/>
+                          </w:rPr>
+                        </w:pPr>
+                        <w:r>
+                          <w:rPr>
+                            <w:sz w:val="96"/>
+                            <w:szCs w:val="96"/>
+                            <w:lang w:val="es-MX"/>
+                          </w:rPr>
+                          <w:t>1</w:t>
+                        </w:r>
+                        <w:r>
+                          <w:rPr>
+                            <w:sz w:val="96"/>
+                            <w:szCs w:val="96"/>
+                            <w:lang w:val="es-MX"/>
+                          </w:rPr>
+                          <w:t>1</w:t>
+                        </w:r>
+                      </w:p>
+                    </w:txbxContent>
+                  </v:textbox>
+                </v:shape>
+              </v:group>
+            </w:pict>
+          </mc:Fallback>
+        </mc:AlternateContent>
+      </w:r>
+      <w:r>
+        <w:rPr>
+          <w:noProof/>
+        </w:rPr>
         <w:drawing>
-          <wp:inline distT="0" distB="0" distL="0" distR="0" wp14:anchorId="69FB4019" wp14:editId="4193FE24">
-            <wp:extent cx="6858000" cy="3303270"/>
-            <wp:effectExtent l="0" t="0" r="0" b="0"/>
+          <wp:inline distT="0" distB="0" distL="0" distR="0" wp14:anchorId="69FB4019" wp14:editId="4D620C87">
+            <wp:extent cx="6858000" cy="2220443"/>
+            <wp:effectExtent l="0" t="0" r="0" b="8890"/>
             <wp:docPr id="1387627378" name="Imagen 1"/>
             <wp:cNvGraphicFramePr>
               <a:graphicFrameLocks xmlns:a="http://schemas.openxmlformats.org/drawingml/2006/main" noChangeAspect="1"/>
@@ -818,11 +3884,17 @@
               <a:graphicData uri="http://schemas.openxmlformats.org/drawingml/2006/picture">
                 <pic:pic xmlns:pic="http://schemas.openxmlformats.org/drawingml/2006/picture">
                   <pic:nvPicPr>
-                    <pic:cNvPr id="1387627378" name=""/>
+                    <pic:cNvPr id="1387627378" name="Imagen 1"/>
                     <pic:cNvPicPr/>
                   </pic:nvPicPr>
                   <pic:blipFill>
-                    <a:blip r:embed="rId22"/>
+                    <a:blip r:embed="rId23">
+                      <a:extLst>
+                        <a:ext uri="{28A0092B-C50C-407E-A947-70E740481C1C}">
+                          <a14:useLocalDpi xmlns:a14="http://schemas.microsoft.com/office/drawing/2010/main" val="0"/>
+                        </a:ext>
+                      </a:extLst>
+                    </a:blip>
                     <a:stretch>
                       <a:fillRect/>
                     </a:stretch>
@@ -830,7 +3902,7 @@
                   <pic:spPr>
                     <a:xfrm>
                       <a:off x="0" y="0"/>
-                      <a:ext cx="6858000" cy="3303270"/>
+                      <a:ext cx="6858000" cy="2220443"/>
                     </a:xfrm>
                     <a:prstGeom prst="rect">
                       <a:avLst/>
@@ -842,9 +3914,10 @@
           </wp:inline>
         </w:drawing>
       </w:r>
-    </w:p>
-    <w:p>
       <w:r>
+        <w:rPr>
+          <w:noProof/>
+        </w:rPr>
         <w:drawing>
           <wp:inline distT="0" distB="0" distL="0" distR="0" wp14:anchorId="04D6D66F" wp14:editId="40ED18F8">
             <wp:extent cx="4286848" cy="876422"/>
@@ -861,7 +3934,7 @@
                     <pic:cNvPicPr/>
                   </pic:nvPicPr>
                   <pic:blipFill>
-                    <a:blip r:embed="rId23"/>
+                    <a:blip r:embed="rId24"/>
                     <a:stretch>
                       <a:fillRect/>
                     </a:stretch>
@@ -1497,6 +4570,7 @@
   <w:style w:type="character" w:default="1" w:styleId="Fuentedeprrafopredeter">
     <w:name w:val="Default Paragraph Font"/>
     <w:uiPriority w:val="1"/>
+    <w:semiHidden/>
     <w:unhideWhenUsed/>
   </w:style>
   <w:style w:type="table" w:default="1" w:styleId="Tablanormal">
